--- a/briefs/nevada/water-scarcity/citizen-v1/citizen-brief.docx
+++ b/briefs/nevada/water-scarcity/citizen-v1/citizen-brief.docx
@@ -103,7 +103,7 @@
           <w:bCs/>
           <w:b/>
         </w:rPr>
-        <w:t xml:space="preserve">100</w:t>
+        <w:t xml:space="preserve">108</w:t>
       </w:r>
       <w:r>
         <w:t xml:space="preserve"> </w:t>
@@ -141,7 +141,7 @@
           <w:bCs/>
           <w:b/>
         </w:rPr>
-        <w:t xml:space="preserve">52</w:t>
+        <w:t xml:space="preserve">59</w:t>
       </w:r>
       <w:r>
         <w:t xml:space="preserve"> </w:t>
@@ -163,7 +163,7 @@
           <w:bCs/>
           <w:b/>
         </w:rPr>
-        <w:t xml:space="preserve">26</w:t>
+        <w:t xml:space="preserve">27</w:t>
       </w:r>
       <w:r>
         <w:t xml:space="preserve"> </w:t>
@@ -681,7 +681,7 @@
         <w:pStyle w:val="Compact"/>
       </w:pPr>
       <w:r>
-        <w:t xml:space="preserve">Money for water projects: 11 of 13 became law — grants, dams, studies (2023 AB19 · became law)</w:t>
+        <w:t xml:space="preserve">Money for water projects: 14 of 17 became law — grants, dams, studies (2023 AB19 · became law)</w:t>
       </w:r>
     </w:p>
     <w:p>
@@ -885,7 +885,7 @@
         <w:pStyle w:val="Compact"/>
       </w:pPr>
       <w:r>
-        <w:t xml:space="preserve">Half the bills came from committees, half from named lawmakers. A</w:t>
+        <w:t xml:space="preserve">A slight majority of bills (58 of 108) came from committees rather than named lawmakers. A</w:t>
       </w:r>
       <w:r>
         <w:t xml:space="preserve"> </w:t>
@@ -937,7 +937,7 @@
         <w:pStyle w:val="Compact"/>
       </w:pPr>
       <w:r>
-        <w:t xml:space="preserve">Of 26 first-committee deaths, 14 happened in a Natural Resources committee. Both data-center tax-break restraints died in Assembly Revenue.</w:t>
+        <w:t xml:space="preserve">Of 27 first-committee deaths, 15 happened in a Natural Resources committee. Both data-center tax-break restraints died in Assembly Revenue.</w:t>
       </w:r>
     </w:p>
     <w:p>
@@ -1177,7 +1177,7 @@
         <w:pStyle w:val="FirstParagraph"/>
       </w:pPr>
       <w:r>
-        <w:t xml:space="preserve">This set was found by keyword search plus the Legislature’s official subject index — 100 policy bills, not a guaranteed complete universe. The record shows where each bill stopped, never why. The appendices in this folder list every bill, vote, sponsor, and source behind this sheet.</w:t>
+        <w:t xml:space="preserve">This set was found by keyword search plus the Legislature’s official subject index, with special sessions checked too — 108 policy bills, still not a guaranteed complete universe. The record shows where each bill stopped, never why. The appendices in this folder list every bill, vote, sponsor, and source behind this sheet.</w:t>
       </w:r>
     </w:p>
     <w:bookmarkEnd w:id="28"/>
@@ -1256,7 +1256,7 @@
               <w:jc w:val="left"/>
             </w:pPr>
             <w:r>
-              <w:t xml:space="preserve">100 policy bills; 52 enacted; 26 first-committee deaths; 3 vetoes; 4 sessions</w:t>
+              <w:t xml:space="preserve">108 policy bills; 59 enacted; 27 first-committee deaths; 3 vetoes; 4 sessions</w:t>
             </w:r>
           </w:p>
         </w:tc>
@@ -1787,7 +1787,7 @@
               <w:jc w:val="left"/>
             </w:pPr>
             <w:r>
-              <w:t xml:space="preserve">Goicoechea 14 bills; 5 cross-party bills, 4 enacted; 50/50 sponsorship</w:t>
+              <w:t xml:space="preserve">Goicoechea 14 bills; 5 cross-party bills, 4 enacted; 58/50 committee-vs-person sponsorship</w:t>
             </w:r>
           </w:p>
         </w:tc>
@@ -1816,7 +1816,7 @@
               <w:jc w:val="left"/>
             </w:pPr>
             <w:r>
-              <w:t xml:space="preserve">14 of 26 first-committee deaths in Natural Resources</w:t>
+              <w:t xml:space="preserve">15 of 27 first-committee deaths in Natural Resources</w:t>
             </w:r>
           </w:p>
         </w:tc>

--- a/briefs/nevada/water-scarcity/citizen-v1/citizen-brief.docx
+++ b/briefs/nevada/water-scarcity/citizen-v1/citizen-brief.docx
@@ -15,7 +15,7 @@
         <w:pStyle w:val="FirstParagraph"/>
       </w:pPr>
       <w:r>
-        <w:t xml:space="preserve">Citizen Brief · citizen-v2.0 · Water in Nevada · The Nevada Forum · July 2026</w:t>
+        <w:t xml:space="preserve">Citizen Brief · citizen-v3.0 · Water in Nevada · The Nevada Forum · July 2026</w:t>
       </w:r>
     </w:p>
     <w:bookmarkStart w:id="30" w:name="X0abb38ecb5f6c7151ab95ba0f54930bb46e602f"/>
@@ -32,7 +32,7 @@
         <w:pStyle w:val="FirstParagraph"/>
       </w:pPr>
       <w:r>
-        <w:t xml:space="preserve">Your Community Conversations produced three water proposals. This sheet checks each one against what Nevada lawmakers actually tried from 2019 to 2025 — and what happened — so your group can judge what is realistic.</w:t>
+        <w:t xml:space="preserve">In this summer’s Community Conversations, ten ideas about water came up more than any others. This sheet checks each one against what Nevada lawmakers actually tried from 2019 to 2025 — so your group starts from the record, not from scratch.</w:t>
       </w:r>
     </w:p>
     <w:bookmarkStart w:id="20" w:name="how-to-use-this-sheet"/>
@@ -53,7 +53,7 @@
         <w:pStyle w:val="Compact"/>
       </w:pPr>
       <w:r>
-        <w:t xml:space="preserve">Find your group’s proposal below and read its track record.</w:t>
+        <w:t xml:space="preserve">Find the ideas your group cares about in the table below.</w:t>
       </w:r>
     </w:p>
     <w:p>
@@ -65,7 +65,19 @@
         <w:pStyle w:val="Compact"/>
       </w:pPr>
       <w:r>
-        <w:t xml:space="preserve">Use the questions to probe what the record cannot say.</w:t>
+        <w:t xml:space="preserve">“</w:t>
+      </w:r>
+      <w:r>
+        <w:t xml:space="preserve">Never filed</w:t>
+      </w:r>
+      <w:r>
+        <w:t xml:space="preserve">”</w:t>
+      </w:r>
+      <w:r>
+        <w:t xml:space="preserve"> </w:t>
+      </w:r>
+      <w:r>
+        <w:t xml:space="preserve">does not mean impossible — it means nobody has asked yet.</w:t>
       </w:r>
     </w:p>
     <w:p>
@@ -109,7 +121,7 @@
         <w:t xml:space="preserve"> </w:t>
       </w:r>
       <w:r>
-        <w:t xml:space="preserve">— water and big-user bills in this record, from 4 sessions (2019, 2021, 2023, 2025). A</w:t>
+        <w:t xml:space="preserve">— water and big-user bills in this record, across 4 sessions (2019, 2021, 2023, 2025). A</w:t>
       </w:r>
       <w:r>
         <w:t xml:space="preserve"> </w:t>
@@ -163,13 +175,13 @@
           <w:bCs/>
           <w:b/>
         </w:rPr>
-        <w:t xml:space="preserve">27</w:t>
+        <w:t xml:space="preserve">5 of 10</w:t>
       </w:r>
       <w:r>
         <w:t xml:space="preserve"> </w:t>
       </w:r>
       <w:r>
-        <w:t xml:space="preserve">— died in their first committee, the most common way to fail</w:t>
+        <w:t xml:space="preserve">— citizen ideas below that no bill has ever proposed</w:t>
       </w:r>
     </w:p>
     <w:p>
@@ -185,13 +197,13 @@
           <w:bCs/>
           <w:b/>
         </w:rPr>
-        <w:t xml:space="preserve">3</w:t>
+        <w:t xml:space="preserve">27</w:t>
       </w:r>
       <w:r>
         <w:t xml:space="preserve"> </w:t>
       </w:r>
       <w:r>
-        <w:t xml:space="preserve">— were vetoed (rejected by the governor), all in 2023</w:t>
+        <w:t xml:space="preserve">— bills that died in their first committee, the most common way to fail</w:t>
       </w:r>
     </w:p>
     <w:p>
@@ -207,13 +219,13 @@
           <w:bCs/>
           <w:b/>
         </w:rPr>
-        <w:t xml:space="preserve">0</w:t>
+        <w:t xml:space="preserve">3</w:t>
       </w:r>
       <w:r>
         <w:t xml:space="preserve"> </w:t>
       </w:r>
       <w:r>
-        <w:t xml:space="preserve">— bills ever filed on desalination or an interstate pipeline</w:t>
+        <w:t xml:space="preserve">— vetoed (rejected by the governor), all in 2023</w:t>
       </w:r>
     </w:p>
     <w:bookmarkEnd w:id="21"/>
@@ -231,7 +243,7 @@
         <w:pStyle w:val="FirstParagraph"/>
       </w:pPr>
       <w:r>
-        <w:t xml:space="preserve">A</w:t>
+        <w:t xml:space="preserve">start → first committee → floor vote → the other house → the governor. A</w:t>
       </w:r>
       <w:r>
         <w:t xml:space="preserve"> </w:t>
@@ -247,7 +259,7 @@
         <w:t xml:space="preserve"> </w:t>
       </w:r>
       <w:r>
-        <w:t xml:space="preserve">(a written idea for a new law) moves in steps: start → first committee → floor vote → the other house → the governor. A</w:t>
+        <w:t xml:space="preserve">(a written idea for a new law) is studied first by a</w:t>
       </w:r>
       <w:r>
         <w:t xml:space="preserve"> </w:t>
@@ -263,7 +275,7 @@
         <w:t xml:space="preserve"> </w:t>
       </w:r>
       <w:r>
-        <w:t xml:space="preserve">is a small work group of lawmakers that reviews the bill first. A</w:t>
+        <w:t xml:space="preserve">— a small work group of lawmakers. If it says yes, the whole house takes a</w:t>
       </w:r>
       <w:r>
         <w:t xml:space="preserve"> </w:t>
@@ -276,10 +288,7 @@
         <w:t xml:space="preserve">floor vote</w:t>
       </w:r>
       <w:r>
-        <w:t xml:space="preserve"> </w:t>
-      </w:r>
-      <w:r>
-        <w:t xml:space="preserve">is when the whole house votes. A bill can stop at any step — and the record shows</w:t>
+        <w:t xml:space="preserve">, then the steps repeat in the other house, and the governor signs or vetoes. The record shows</w:t>
       </w:r>
       <w:r>
         <w:t xml:space="preserve"> </w:t>
@@ -295,7 +304,7 @@
         <w:t xml:space="preserve"> </w:t>
       </w:r>
       <w:r>
-        <w:t xml:space="preserve">each one stopped, never</w:t>
+        <w:t xml:space="preserve">each bill stopped — never</w:t>
       </w:r>
       <w:r>
         <w:t xml:space="preserve"> </w:t>
@@ -312,13 +321,13 @@
       </w:r>
     </w:p>
     <w:bookmarkEnd w:id="22"/>
-    <w:bookmarkStart w:id="23" w:name="Xd53f68a363beb29f6534de24206b2eae35a3c8e"/>
+    <w:bookmarkStart w:id="23" w:name="Xdc51a0e6593c0e80eb5e73586a988ad36d4daf0"/>
     <w:p>
       <w:pPr>
         <w:pStyle w:val="Heading2"/>
       </w:pPr>
       <w:r>
-        <w:t xml:space="preserve">Your proposals, checked against the record</w:t>
+        <w:t xml:space="preserve">The ten things Nevadans said most, checked against the record</w:t>
       </w:r>
     </w:p>
     <w:tbl>
@@ -346,43 +355,43 @@
               <w:jc w:val="left"/>
             </w:pPr>
             <w:r>
-              <w:t xml:space="preserve">Your proposal</w:t>
-            </w:r>
-          </w:p>
-        </w:tc>
-        <w:tc>
-          <w:tcPr/>
-          <w:p>
-            <w:pPr>
-              <w:pStyle w:val="Compact"/>
-              <w:jc w:val="left"/>
-            </w:pPr>
-            <w:r>
-              <w:t xml:space="preserve">What lawmakers tried (2019–2025)</w:t>
-            </w:r>
-          </w:p>
-        </w:tc>
-        <w:tc>
-          <w:tcPr/>
-          <w:p>
-            <w:pPr>
-              <w:pStyle w:val="Compact"/>
-              <w:jc w:val="left"/>
-            </w:pPr>
-            <w:r>
-              <w:t xml:space="preserve">What happened</w:t>
-            </w:r>
-          </w:p>
-        </w:tc>
-        <w:tc>
-          <w:tcPr/>
-          <w:p>
-            <w:pPr>
-              <w:pStyle w:val="Compact"/>
-              <w:jc w:val="left"/>
-            </w:pPr>
-            <w:r>
-              <w:t xml:space="preserve">What stands in the way</w:t>
+              <w:t xml:space="preserve">#</w:t>
+            </w:r>
+          </w:p>
+        </w:tc>
+        <w:tc>
+          <w:tcPr/>
+          <w:p>
+            <w:pPr>
+              <w:pStyle w:val="Compact"/>
+              <w:jc w:val="left"/>
+            </w:pPr>
+            <w:r>
+              <w:t xml:space="preserve">What Nevadans proposed</w:t>
+            </w:r>
+          </w:p>
+        </w:tc>
+        <w:tc>
+          <w:tcPr/>
+          <w:p>
+            <w:pPr>
+              <w:pStyle w:val="Compact"/>
+              <w:jc w:val="left"/>
+            </w:pPr>
+            <w:r>
+              <w:t xml:space="preserve">Tried?</w:t>
+            </w:r>
+          </w:p>
+        </w:tc>
+        <w:tc>
+          <w:tcPr/>
+          <w:p>
+            <w:pPr>
+              <w:pStyle w:val="Compact"/>
+              <w:jc w:val="left"/>
+            </w:pPr>
+            <w:r>
+              <w:t xml:space="preserve">What the record shows</w:t>
             </w:r>
           </w:p>
         </w:tc>
@@ -396,71 +405,53 @@
               <w:jc w:val="left"/>
             </w:pPr>
             <w:r>
+              <w:t xml:space="preserve">1</w:t>
+            </w:r>
+          </w:p>
+        </w:tc>
+        <w:tc>
+          <w:tcPr/>
+          <w:p>
+            <w:pPr>
+              <w:pStyle w:val="Compact"/>
+              <w:jc w:val="left"/>
+            </w:pPr>
+            <w:r>
               <w:rPr>
                 <w:bCs/>
                 <w:b/>
               </w:rPr>
-              <w:t xml:space="preserve">New supply from desalination</w:t>
-            </w:r>
-            <w:r>
-              <w:t xml:space="preserve"> </w:t>
-            </w:r>
-            <w:r>
-              <w:t xml:space="preserve">(Sea of Cortez or California partnerships)</w:t>
-            </w:r>
-          </w:p>
-        </w:tc>
-        <w:tc>
-          <w:tcPr/>
-          <w:p>
-            <w:pPr>
-              <w:pStyle w:val="Compact"/>
-              <w:jc w:val="left"/>
-            </w:pPr>
-            <w:r>
-              <w:t xml:space="preserve">Nothing. No bill ever proposed, funded, or studied it.</w:t>
-            </w:r>
-          </w:p>
-        </w:tc>
-        <w:tc>
-          <w:tcPr/>
-          <w:p>
-            <w:pPr>
-              <w:pStyle w:val="Compact"/>
-              <w:jc w:val="left"/>
-            </w:pPr>
-            <w:r>
-              <w:t xml:space="preserve">The nearest ideas: a 2019 water recycling study died on the Assembly floor (AB265); cloud seeding — making more snow fall — got state money twice with zero</w:t>
-            </w:r>
-            <w:r>
-              <w:t xml:space="preserve"> </w:t>
-            </w:r>
-            <w:r>
-              <w:t xml:space="preserve">“</w:t>
-            </w:r>
-            <w:r>
-              <w:t xml:space="preserve">no</w:t>
-            </w:r>
-            <w:r>
-              <w:t xml:space="preserve">”</w:t>
-            </w:r>
-            <w:r>
-              <w:t xml:space="preserve"> </w:t>
-            </w:r>
-            <w:r>
-              <w:t xml:space="preserve">votes (2023 SB99, 2025 SB6).</w:t>
-            </w:r>
-          </w:p>
-        </w:tc>
-        <w:tc>
-          <w:tcPr/>
-          <w:p>
-            <w:pPr>
-              <w:pStyle w:val="Compact"/>
-              <w:jc w:val="left"/>
-            </w:pPr>
-            <w:r>
-              <w:t xml:space="preserve">River-water trades need the seven-state Colorado River system and federal law. But studies and money are fully in state hands — and none were ever asked for.</w:t>
+              <w:t xml:space="preserve">A statewide water study group of experts</w:t>
+            </w:r>
+            <w:r>
+              <w:t xml:space="preserve"> </w:t>
+            </w:r>
+            <w:r>
+              <w:t xml:space="preserve">that inventories supply and reports to the legislature (like the Economic Forum)</w:t>
+            </w:r>
+          </w:p>
+        </w:tc>
+        <w:tc>
+          <w:tcPr/>
+          <w:p>
+            <w:pPr>
+              <w:pStyle w:val="Compact"/>
+              <w:jc w:val="left"/>
+            </w:pPr>
+            <w:r>
+              <w:t xml:space="preserve">Tried twice, never finished</w:t>
+            </w:r>
+          </w:p>
+        </w:tc>
+        <w:tc>
+          <w:tcPr/>
+          <w:p>
+            <w:pPr>
+              <w:pStyle w:val="Compact"/>
+              <w:jc w:val="left"/>
+            </w:pPr>
+            <w:r>
+              <w:t xml:space="preserve">A new water planning board died in its first committee (2019 SB499). A review of water saving passed the Senate 21–0, then died in the Assembly (2025 SB143). No expert water body exists in law.</w:t>
             </w:r>
           </w:p>
         </w:tc>
@@ -474,47 +465,85 @@
               <w:jc w:val="left"/>
             </w:pPr>
             <w:r>
+              <w:t xml:space="preserve">2</w:t>
+            </w:r>
+          </w:p>
+        </w:tc>
+        <w:tc>
+          <w:tcPr/>
+          <w:p>
+            <w:pPr>
+              <w:pStyle w:val="Compact"/>
+              <w:jc w:val="left"/>
+            </w:pPr>
+            <w:r>
               <w:rPr>
                 <w:bCs/>
                 <w:b/>
               </w:rPr>
-              <w:t xml:space="preserve">Interstate pipeline / federal water project</w:t>
-            </w:r>
-          </w:p>
-        </w:tc>
-        <w:tc>
-          <w:tcPr/>
-          <w:p>
-            <w:pPr>
-              <w:pStyle w:val="Compact"/>
-              <w:jc w:val="left"/>
-            </w:pPr>
-            <w:r>
-              <w:t xml:space="preserve">No bill. The legislature’s only tool used so far: formal requests. A 2023 resolution urging federal Colorado River action passed 42–0 and 21–0 (SJR3).</w:t>
-            </w:r>
-          </w:p>
-        </w:tc>
-        <w:tc>
-          <w:tcPr/>
-          <w:p>
-            <w:pPr>
-              <w:pStyle w:val="Compact"/>
-              <w:jc w:val="left"/>
-            </w:pPr>
-            <w:r>
-              <w:t xml:space="preserve">The requests passed easily. Two tries to restructure Nevada’s own Colorado River agency died in their first committee (2019 SB76, 2021 AB15).</w:t>
-            </w:r>
-          </w:p>
-        </w:tc>
-        <w:tc>
-          <w:tcPr/>
-          <w:p>
-            <w:pPr>
-              <w:pStyle w:val="Compact"/>
-              <w:jc w:val="left"/>
-            </w:pPr>
-            <w:r>
-              <w:t xml:space="preserve">The decision sits with Congress, not Carson City. A resolution is cheap to pass; what follows one is the open question.</w:t>
+              <w:t xml:space="preserve">Statewide guardrails on data centers</w:t>
+            </w:r>
+            <w:r>
+              <w:t xml:space="preserve"> </w:t>
+            </w:r>
+            <w:r>
+              <w:t xml:space="preserve">— closed-loop cooling, no evaporative cooling, pay their own way</w:t>
+            </w:r>
+          </w:p>
+        </w:tc>
+        <w:tc>
+          <w:tcPr/>
+          <w:p>
+            <w:pPr>
+              <w:pStyle w:val="Compact"/>
+              <w:jc w:val="left"/>
+            </w:pPr>
+            <w:r>
+              <w:t xml:space="preserve">Never filed</w:t>
+            </w:r>
+          </w:p>
+        </w:tc>
+        <w:tc>
+          <w:tcPr/>
+          <w:p>
+            <w:pPr>
+              <w:pStyle w:val="Compact"/>
+              <w:jc w:val="left"/>
+            </w:pPr>
+            <w:r>
+              <w:t xml:space="preserve">No bill has proposed state water or cooling rules for data centers. Bills</w:t>
+            </w:r>
+            <w:r>
+              <w:t xml:space="preserve"> </w:t>
+            </w:r>
+            <w:r>
+              <w:rPr>
+                <w:iCs/>
+                <w:i/>
+              </w:rPr>
+              <w:t xml:space="preserve">helping</w:t>
+            </w:r>
+            <w:r>
+              <w:t xml:space="preserve"> </w:t>
+            </w:r>
+            <w:r>
+              <w:t xml:space="preserve">large users passed 4 of 4 (incl. 2019 SB547). Bills</w:t>
+            </w:r>
+            <w:r>
+              <w:t xml:space="preserve"> </w:t>
+            </w:r>
+            <w:r>
+              <w:rPr>
+                <w:iCs/>
+                <w:i/>
+              </w:rPr>
+              <w:t xml:space="preserve">restraining</w:t>
+            </w:r>
+            <w:r>
+              <w:t xml:space="preserve"> </w:t>
+            </w:r>
+            <w:r>
+              <w:t xml:space="preserve">their tax deals failed 5 of 5. Cooling rules today are local — the county-by-county race citizens described is real.</w:t>
             </w:r>
           </w:p>
         </w:tc>
@@ -528,117 +557,505 @@
               <w:jc w:val="left"/>
             </w:pPr>
             <w:r>
+              <w:t xml:space="preserve">3</w:t>
+            </w:r>
+          </w:p>
+        </w:tc>
+        <w:tc>
+          <w:tcPr/>
+          <w:p>
+            <w:pPr>
+              <w:pStyle w:val="Compact"/>
+              <w:jc w:val="left"/>
+            </w:pPr>
+            <w:r>
               <w:rPr>
                 <w:bCs/>
                 <w:b/>
               </w:rPr>
-              <w:t xml:space="preserve">Regulate data centers</w:t>
-            </w:r>
-            <w:r>
-              <w:t xml:space="preserve"> </w:t>
-            </w:r>
-            <w:r>
-              <w:t xml:space="preserve">(closed-loop cooling, pay their own way)</w:t>
-            </w:r>
-          </w:p>
-        </w:tc>
-        <w:tc>
-          <w:tcPr/>
-          <w:p>
-            <w:pPr>
-              <w:pStyle w:val="Compact"/>
-              <w:jc w:val="left"/>
-            </w:pPr>
-            <w:r>
-              <w:t xml:space="preserve">Eleven bills touch data centers or their tax deals.</w:t>
-            </w:r>
-            <w:r>
-              <w:t xml:space="preserve"> </w:t>
-            </w:r>
+              <w:t xml:space="preserve">Audit the water, fix over-allocation, digitize the records</w:t>
+            </w:r>
+          </w:p>
+        </w:tc>
+        <w:tc>
+          <w:tcPr/>
+          <w:p>
+            <w:pPr>
+              <w:pStyle w:val="Compact"/>
+              <w:jc w:val="left"/>
+            </w:pPr>
+            <w:r>
+              <w:t xml:space="preserve">Tried; the key bill stalled</w:t>
+            </w:r>
+          </w:p>
+        </w:tc>
+        <w:tc>
+          <w:tcPr/>
+          <w:p>
+            <w:pPr>
+              <w:pStyle w:val="Compact"/>
+              <w:jc w:val="left"/>
+            </w:pPr>
+            <w:r>
+              <w:t xml:space="preserve">Citizens said these bills</w:t>
+            </w:r>
+            <w:r>
+              <w:t xml:space="preserve"> </w:t>
+            </w:r>
+            <w:r>
+              <w:t xml:space="preserve">“</w:t>
+            </w:r>
+            <w:r>
+              <w:t xml:space="preserve">keep getting shut down in committee.</w:t>
+            </w:r>
+            <w:r>
+              <w:t xml:space="preserve">”</w:t>
+            </w:r>
+            <w:r>
+              <w:t xml:space="preserve"> </w:t>
+            </w:r>
+            <w:r>
+              <w:t xml:space="preserve">The record agrees: 2025 AB485 — money for basin budgets, monitoring, digitizing records, and staff to sort old claims — died in its first committee. Smaller pieces passed: basin studies (2019 AB95), a buy-and-retire account (2025 SB36), database money (2025 AB577).</w:t>
+            </w:r>
+          </w:p>
+        </w:tc>
+      </w:tr>
+      <w:tr>
+        <w:tc>
+          <w:tcPr/>
+          <w:p>
+            <w:pPr>
+              <w:pStyle w:val="Compact"/>
+              <w:jc w:val="left"/>
+            </w:pPr>
+            <w:r>
+              <w:t xml:space="preserve">4</w:t>
+            </w:r>
+          </w:p>
+        </w:tc>
+        <w:tc>
+          <w:tcPr/>
+          <w:p>
+            <w:pPr>
+              <w:pStyle w:val="Compact"/>
+              <w:jc w:val="left"/>
+            </w:pPr>
             <w:r>
               <w:rPr>
                 <w:bCs/>
                 <w:b/>
               </w:rPr>
-              <w:t xml:space="preserve">None regulates their water or cooling.</w:t>
-            </w:r>
-            <w:r>
-              <w:t xml:space="preserve"> </w:t>
-            </w:r>
-            <w:r>
-              <w:t xml:space="preserve">Bills</w:t>
-            </w:r>
-            <w:r>
-              <w:t xml:space="preserve"> </w:t>
-            </w:r>
-            <w:r>
-              <w:rPr>
-                <w:iCs/>
-                <w:i/>
-              </w:rPr>
-              <w:t xml:space="preserve">helping</w:t>
-            </w:r>
-            <w:r>
-              <w:t xml:space="preserve"> </w:t>
-            </w:r>
-            <w:r>
-              <w:t xml:space="preserve">large users passed 4 of 4 (incl. 2019 SB547). Bills</w:t>
-            </w:r>
-            <w:r>
-              <w:t xml:space="preserve"> </w:t>
-            </w:r>
-            <w:r>
-              <w:rPr>
-                <w:iCs/>
-                <w:i/>
-              </w:rPr>
-              <w:t xml:space="preserve">restraining</w:t>
-            </w:r>
-            <w:r>
-              <w:t xml:space="preserve"> </w:t>
-            </w:r>
-            <w:r>
-              <w:t xml:space="preserve">them failed 5 of 5 — a tax-break cap passed the Senate 14–7 and died in Assembly Revenue (2023 SB394); a deny-the-abatement bill died in its first committee (2025 AB77).</w:t>
-            </w:r>
-          </w:p>
-        </w:tc>
-        <w:tc>
-          <w:tcPr/>
-          <w:p>
-            <w:pPr>
-              <w:pStyle w:val="Compact"/>
-              <w:jc w:val="left"/>
-            </w:pPr>
-            <w:r>
-              <w:t xml:space="preserve">The one cooling bill went the other way: 2025 AB385 would have</w:t>
-            </w:r>
-            <w:r>
-              <w:t xml:space="preserve"> </w:t>
-            </w:r>
-            <w:r>
-              <w:rPr>
-                <w:iCs/>
-                <w:i/>
-              </w:rPr>
-              <w:t xml:space="preserve">blocked</w:t>
-            </w:r>
-            <w:r>
-              <w:t xml:space="preserve"> </w:t>
-            </w:r>
-            <w:r>
-              <w:t xml:space="preserve">local bans on big water-cooled towers — it also died in its first committee.</w:t>
-            </w:r>
-          </w:p>
-        </w:tc>
-        <w:tc>
-          <w:tcPr/>
-          <w:p>
-            <w:pPr>
-              <w:pStyle w:val="Compact"/>
-              <w:jc w:val="left"/>
-            </w:pPr>
-            <w:r>
-              <w:t xml:space="preserve">No Nevada statute covers data-center water. The southern Nevada cooling ban is a local water-agency rule, not state law. Lawmakers studied data-center water and energy through 2026 for the 2027 session — the next real window.</w:t>
+              <w:t xml:space="preserve">Meter water use</w:t>
+            </w:r>
+            <w:r>
+              <w:t xml:space="preserve"> </w:t>
+            </w:r>
+            <w:r>
+              <w:t xml:space="preserve">and use the data to catch leaks and overuse</w:t>
+            </w:r>
+          </w:p>
+        </w:tc>
+        <w:tc>
+          <w:tcPr/>
+          <w:p>
+            <w:pPr>
+              <w:pStyle w:val="Compact"/>
+              <w:jc w:val="left"/>
+            </w:pPr>
+            <w:r>
+              <w:t xml:space="preserve">Never filed statewide</w:t>
+            </w:r>
+          </w:p>
+        </w:tc>
+        <w:tc>
+          <w:tcPr/>
+          <w:p>
+            <w:pPr>
+              <w:pStyle w:val="Compact"/>
+              <w:jc w:val="left"/>
+            </w:pPr>
+            <w:r>
+              <w:t xml:space="preserve">Nearest laws, all passed: meters required to keep pumping home wells in stressed areas (2019 AB95, 2023 SB113); water suppliers must report their own losses (2023 AB191). Home and business metering is a city or utility decision today.</w:t>
+            </w:r>
+          </w:p>
+        </w:tc>
+      </w:tr>
+      <w:tr>
+        <w:tc>
+          <w:tcPr/>
+          <w:p>
+            <w:pPr>
+              <w:pStyle w:val="Compact"/>
+              <w:jc w:val="left"/>
+            </w:pPr>
+            <w:r>
+              <w:t xml:space="preserve">5</w:t>
+            </w:r>
+          </w:p>
+        </w:tc>
+        <w:tc>
+          <w:tcPr/>
+          <w:p>
+            <w:pPr>
+              <w:pStyle w:val="Compact"/>
+              <w:jc w:val="left"/>
+            </w:pPr>
+            <w:r>
+              <w:rPr>
+                <w:bCs/>
+                <w:b/>
+              </w:rPr>
+              <w:t xml:space="preserve">Steeper, escalating fines for water waste</w:t>
+            </w:r>
+          </w:p>
+        </w:tc>
+        <w:tc>
+          <w:tcPr/>
+          <w:p>
+            <w:pPr>
+              <w:pStyle w:val="Compact"/>
+              <w:jc w:val="left"/>
+            </w:pPr>
+            <w:r>
+              <w:t xml:space="preserve">Never filed</w:t>
+            </w:r>
+          </w:p>
+        </w:tc>
+        <w:tc>
+          <w:tcPr/>
+          <w:p>
+            <w:pPr>
+              <w:pStyle w:val="Compact"/>
+              <w:jc w:val="left"/>
+            </w:pPr>
+            <w:r>
+              <w:t xml:space="preserve">The closest law raised penalties for pollution violations (2019 AB537) — not watering waste. Waste fines and watering-day patrols are utility and city rules; funding for enforcement has never been taken up.</w:t>
+            </w:r>
+          </w:p>
+        </w:tc>
+      </w:tr>
+      <w:tr>
+        <w:tc>
+          <w:tcPr/>
+          <w:p>
+            <w:pPr>
+              <w:pStyle w:val="Compact"/>
+              <w:jc w:val="left"/>
+            </w:pPr>
+            <w:r>
+              <w:t xml:space="preserve">6</w:t>
+            </w:r>
+          </w:p>
+        </w:tc>
+        <w:tc>
+          <w:tcPr/>
+          <w:p>
+            <w:pPr>
+              <w:pStyle w:val="Compact"/>
+              <w:jc w:val="left"/>
+            </w:pPr>
+            <w:r>
+              <w:rPr>
+                <w:bCs/>
+                <w:b/>
+              </w:rPr>
+              <w:t xml:space="preserve">Incentives for heavy users</w:t>
+            </w:r>
+            <w:r>
+              <w:t xml:space="preserve"> </w:t>
+            </w:r>
+            <w:r>
+              <w:t xml:space="preserve">to adopt water-saving technology</w:t>
+            </w:r>
+          </w:p>
+        </w:tc>
+        <w:tc>
+          <w:tcPr/>
+          <w:p>
+            <w:pPr>
+              <w:pStyle w:val="Compact"/>
+              <w:jc w:val="left"/>
+            </w:pPr>
+            <w:r>
+              <w:t xml:space="preserve">Thin record</w:t>
+            </w:r>
+          </w:p>
+        </w:tc>
+        <w:tc>
+          <w:tcPr/>
+          <w:p>
+            <w:pPr>
+              <w:pStyle w:val="Compact"/>
+              <w:jc w:val="left"/>
+            </w:pPr>
+            <w:r>
+              <w:t xml:space="preserve">Improvement districts may finance water-efficiency projects (2021 SB283). The state economic development plan must now address efficient water use (2023 AB261). No dedicated incentive program exists.</w:t>
+            </w:r>
+          </w:p>
+        </w:tc>
+      </w:tr>
+      <w:tr>
+        <w:tc>
+          <w:tcPr/>
+          <w:p>
+            <w:pPr>
+              <w:pStyle w:val="Compact"/>
+              <w:jc w:val="left"/>
+            </w:pPr>
+            <w:r>
+              <w:t xml:space="preserve">7</w:t>
+            </w:r>
+          </w:p>
+        </w:tc>
+        <w:tc>
+          <w:tcPr/>
+          <w:p>
+            <w:pPr>
+              <w:pStyle w:val="Compact"/>
+              <w:jc w:val="left"/>
+            </w:pPr>
+            <w:r>
+              <w:rPr>
+                <w:bCs/>
+                <w:b/>
+              </w:rPr>
+              <w:t xml:space="preserve">Tax breaks with strings attached</w:t>
+            </w:r>
+            <w:r>
+              <w:t xml:space="preserve"> </w:t>
+            </w:r>
+            <w:r>
+              <w:t xml:space="preserve">— paid at the end, only when public benefits are met</w:t>
+            </w:r>
+          </w:p>
+        </w:tc>
+        <w:tc>
+          <w:tcPr/>
+          <w:p>
+            <w:pPr>
+              <w:pStyle w:val="Compact"/>
+              <w:jc w:val="left"/>
+            </w:pPr>
+            <w:r>
+              <w:t xml:space="preserve">Direction failed 5 times</w:t>
+            </w:r>
+          </w:p>
+        </w:tc>
+        <w:tc>
+          <w:tcPr/>
+          <w:p>
+            <w:pPr>
+              <w:pStyle w:val="Compact"/>
+              <w:jc w:val="left"/>
+            </w:pPr>
+            <w:r>
+              <w:t xml:space="preserve">Every attempt to condition or cap the up-front tax breaks failed: deny-grounds (2025 AB77, first committee), $500k cap (2023 SB394 — passed the Senate 14–7, died in Assembly Revenue), family-leave condition (2023 SB429, vetoed), and two more. The pay-at-the-end design itself has never been filed.</w:t>
+            </w:r>
+          </w:p>
+        </w:tc>
+      </w:tr>
+      <w:tr>
+        <w:tc>
+          <w:tcPr/>
+          <w:p>
+            <w:pPr>
+              <w:pStyle w:val="Compact"/>
+              <w:jc w:val="left"/>
+            </w:pPr>
+            <w:r>
+              <w:t xml:space="preserve">8</w:t>
+            </w:r>
+          </w:p>
+        </w:tc>
+        <w:tc>
+          <w:tcPr/>
+          <w:p>
+            <w:pPr>
+              <w:pStyle w:val="Compact"/>
+              <w:jc w:val="left"/>
+            </w:pPr>
+            <w:r>
+              <w:rPr>
+                <w:bCs/>
+                <w:b/>
+              </w:rPr>
+              <w:t xml:space="preserve">Growth restrictions</w:t>
+            </w:r>
+            <w:r>
+              <w:t xml:space="preserve"> </w:t>
+            </w:r>
+            <w:r>
+              <w:t xml:space="preserve">— watering days, lawn bans, moratoriums</w:t>
+            </w:r>
+          </w:p>
+        </w:tc>
+        <w:tc>
+          <w:tcPr/>
+          <w:p>
+            <w:pPr>
+              <w:pStyle w:val="Compact"/>
+              <w:jc w:val="left"/>
+            </w:pPr>
+            <w:r>
+              <w:t xml:space="preserve">Precedent exists; follow-ons stalled</w:t>
+            </w:r>
+          </w:p>
+        </w:tc>
+        <w:tc>
+          <w:tcPr/>
+          <w:p>
+            <w:pPr>
+              <w:pStyle w:val="Compact"/>
+              <w:jc w:val="left"/>
+            </w:pPr>
+            <w:r>
+              <w:t xml:space="preserve">The grass ban passed with zero</w:t>
+            </w:r>
+            <w:r>
+              <w:t xml:space="preserve"> </w:t>
+            </w:r>
+            <w:r>
+              <w:t xml:space="preserve">“</w:t>
+            </w:r>
+            <w:r>
+              <w:t xml:space="preserve">no</w:t>
+            </w:r>
+            <w:r>
+              <w:t xml:space="preserve">”</w:t>
+            </w:r>
+            <w:r>
+              <w:t xml:space="preserve"> </w:t>
+            </w:r>
+            <w:r>
+              <w:t xml:space="preserve">votes (2021 AB356) — but only for southern Nevada. Land-splits require water rights (2019 SB250, 39–0). Then: master-plan conservation was vetoed (2023 SB169); the turf study died (2025 SB143). Moratoriums stay local.</w:t>
+            </w:r>
+          </w:p>
+        </w:tc>
+      </w:tr>
+      <w:tr>
+        <w:tc>
+          <w:tcPr/>
+          <w:p>
+            <w:pPr>
+              <w:pStyle w:val="Compact"/>
+              <w:jc w:val="left"/>
+            </w:pPr>
+            <w:r>
+              <w:t xml:space="preserve">9</w:t>
+            </w:r>
+          </w:p>
+        </w:tc>
+        <w:tc>
+          <w:tcPr/>
+          <w:p>
+            <w:pPr>
+              <w:pStyle w:val="Compact"/>
+              <w:jc w:val="left"/>
+            </w:pPr>
+            <w:r>
+              <w:rPr>
+                <w:bCs/>
+                <w:b/>
+              </w:rPr>
+              <w:t xml:space="preserve">Fairness — no carve-outs; water doesn’t stop at county lines</w:t>
+            </w:r>
+          </w:p>
+        </w:tc>
+        <w:tc>
+          <w:tcPr/>
+          <w:p>
+            <w:pPr>
+              <w:pStyle w:val="Compact"/>
+              <w:jc w:val="left"/>
+            </w:pPr>
+            <w:r>
+              <w:t xml:space="preserve">Tried, stalled</w:t>
+            </w:r>
+          </w:p>
+        </w:tc>
+        <w:tc>
+          <w:tcPr/>
+          <w:p>
+            <w:pPr>
+              <w:pStyle w:val="Compact"/>
+              <w:jc w:val="left"/>
+            </w:pPr>
+            <w:r>
+              <w:t xml:space="preserve">Managing all water sources together died in first committee (2019 AB51). A best-available-science mandate passed the Assembly 26–14, then died in the Senate (2023 AB387). The laws that did pass are regional by design.</w:t>
+            </w:r>
+          </w:p>
+        </w:tc>
+      </w:tr>
+      <w:tr>
+        <w:tc>
+          <w:tcPr/>
+          <w:p>
+            <w:pPr>
+              <w:pStyle w:val="Compact"/>
+              <w:jc w:val="left"/>
+            </w:pPr>
+            <w:r>
+              <w:t xml:space="preserve">10</w:t>
+            </w:r>
+          </w:p>
+        </w:tc>
+        <w:tc>
+          <w:tcPr/>
+          <w:p>
+            <w:pPr>
+              <w:pStyle w:val="Compact"/>
+              <w:jc w:val="left"/>
+            </w:pPr>
+            <w:r>
+              <w:rPr>
+                <w:bCs/>
+                <w:b/>
+              </w:rPr>
+              <w:t xml:space="preserve">“</w:t>
+            </w:r>
+            <w:r>
+              <w:rPr>
+                <w:bCs/>
+                <w:b/>
+              </w:rPr>
+              <w:t xml:space="preserve">Bring your own water</w:t>
+            </w:r>
+            <w:r>
+              <w:rPr>
+                <w:bCs/>
+                <w:b/>
+              </w:rPr>
+              <w:t xml:space="preserve">”</w:t>
+            </w:r>
+            <w:r>
+              <w:t xml:space="preserve"> </w:t>
+            </w:r>
+            <w:r>
+              <w:t xml:space="preserve">— developers and heavy users import their own supply</w:t>
+            </w:r>
+          </w:p>
+        </w:tc>
+        <w:tc>
+          <w:tcPr/>
+          <w:p>
+            <w:pPr>
+              <w:pStyle w:val="Compact"/>
+              <w:jc w:val="left"/>
+            </w:pPr>
+            <w:r>
+              <w:t xml:space="preserve">Never filed statewide</w:t>
+            </w:r>
+          </w:p>
+        </w:tc>
+        <w:tc>
+          <w:tcPr/>
+          <w:p>
+            <w:pPr>
+              <w:pStyle w:val="Compact"/>
+              <w:jc w:val="left"/>
+            </w:pPr>
+            <w:r>
+              <w:t xml:space="preserve">The nearest statute: water rights must be dedicated before land splits (2019 SB250). Northern Nevada already requires developers to bring rights plus an 11% drought reserve — but by water-authority rule, not state law. Southern Nevada works differently under Lake Mead rules.</w:t>
             </w:r>
           </w:p>
         </w:tc>
@@ -669,7 +1086,95 @@
         <w:t xml:space="preserve"> </w:t>
       </w:r>
       <w:r>
-        <w:t xml:space="preserve">— in this record, these kinds of ideas usually became law.</w:t>
+        <w:t xml:space="preserve">— money for water projects (14 of 17 became law), small permit fixes, utility rules, and the grass ban.</w:t>
+      </w:r>
+    </w:p>
+    <w:p>
+      <w:pPr>
+        <w:pStyle w:val="BodyText"/>
+      </w:pPr>
+      <w:r>
+        <w:rPr>
+          <w:bCs/>
+          <w:b/>
+        </w:rPr>
+        <w:t xml:space="preserve">Got support but didn’t finish</w:t>
+      </w:r>
+      <w:r>
+        <w:t xml:space="preserve"> </w:t>
+      </w:r>
+      <w:r>
+        <w:t xml:space="preserve">— groundwater board reform passed both houses with zero</w:t>
+      </w:r>
+      <w:r>
+        <w:t xml:space="preserve"> </w:t>
+      </w:r>
+      <w:r>
+        <w:t xml:space="preserve">“</w:t>
+      </w:r>
+      <w:r>
+        <w:t xml:space="preserve">no</w:t>
+      </w:r>
+      <w:r>
+        <w:t xml:space="preserve">”</w:t>
+      </w:r>
+      <w:r>
+        <w:t xml:space="preserve"> </w:t>
+      </w:r>
+      <w:r>
+        <w:t xml:space="preserve">votes and still isn’t law (2023 SB180; the 2025 retry died too). The water-saving review (2025 SB143) and the tax-break cap (2023 SB394) each passed one house first.</w:t>
+      </w:r>
+    </w:p>
+    <w:p>
+      <w:pPr>
+        <w:pStyle w:val="BodyText"/>
+      </w:pPr>
+      <w:r>
+        <w:rPr>
+          <w:bCs/>
+          <w:b/>
+        </w:rPr>
+        <w:t xml:space="preserve">Rarely moved before</w:t>
+      </w:r>
+      <w:r>
+        <w:t xml:space="preserve"> </w:t>
+      </w:r>
+      <w:r>
+        <w:t xml:space="preserve">— oversight of the</w:t>
+      </w:r>
+      <w:r>
+        <w:t xml:space="preserve"> </w:t>
+      </w:r>
+      <w:r>
+        <w:rPr>
+          <w:bCs/>
+          <w:b/>
+        </w:rPr>
+        <w:t xml:space="preserve">State Engineer</w:t>
+      </w:r>
+      <w:r>
+        <w:t xml:space="preserve"> </w:t>
+      </w:r>
+      <w:r>
+        <w:t xml:space="preserve">(the state’s top water official): 0 laws in 6 tries. Restraining data centers or their tax deals: 0 for 5. Restructuring the Colorado River Commission: died twice in first committee.</w:t>
+      </w:r>
+    </w:p>
+    <w:bookmarkEnd w:id="24"/>
+    <w:bookmarkStart w:id="25" w:name="people-and-process-signals"/>
+    <w:p>
+      <w:pPr>
+        <w:pStyle w:val="Heading2"/>
+      </w:pPr>
+      <w:r>
+        <w:t xml:space="preserve">People and process signals</w:t>
+      </w:r>
+    </w:p>
+    <w:p>
+      <w:pPr>
+        <w:pStyle w:val="FirstParagraph"/>
+      </w:pPr>
+      <w:r>
+        <w:t xml:space="preserve">Facts only; no judgment of anyone is implied.</w:t>
       </w:r>
     </w:p>
     <w:p>
@@ -681,7 +1186,23 @@
         <w:pStyle w:val="Compact"/>
       </w:pPr>
       <w:r>
-        <w:t xml:space="preserve">Money for water projects: 14 of 17 became law — grants, dams, studies (2023 AB19 · became law)</w:t>
+        <w:t xml:space="preserve">A slight majority of bills (58 of 108) came from committees rather than named lawmakers. A</w:t>
+      </w:r>
+      <w:r>
+        <w:t xml:space="preserve"> </w:t>
+      </w:r>
+      <w:r>
+        <w:rPr>
+          <w:bCs/>
+          <w:b/>
+        </w:rPr>
+        <w:t xml:space="preserve">sponsor</w:t>
+      </w:r>
+      <w:r>
+        <w:t xml:space="preserve"> </w:t>
+      </w:r>
+      <w:r>
+        <w:t xml:space="preserve">is the lawmaker or committee that puts a bill forward.</w:t>
       </w:r>
     </w:p>
     <w:p>
@@ -693,7 +1214,7 @@
         <w:pStyle w:val="Compact"/>
       </w:pPr>
       <w:r>
-        <w:t xml:space="preserve">Small fixes to water permit rules (2021 AB6 · became law)</w:t>
+        <w:t xml:space="preserve">Most frequent person sponsor: Pete Goicoechea (R), 14 bills across all four sessions — groundwater, districts, water-rights retirement.</w:t>
       </w:r>
     </w:p>
     <w:p>
@@ -705,7 +1226,7 @@
         <w:pStyle w:val="Compact"/>
       </w:pPr>
       <w:r>
-        <w:t xml:space="preserve">Rules for water utilities, like shut-off protections (2025 SB442 · became law)</w:t>
+        <w:t xml:space="preserve">Sponsor teams from both major parties were rare (5 bills) — and 4 of the 5 became law.</w:t>
       </w:r>
     </w:p>
     <w:p>
@@ -717,7 +1238,29 @@
         <w:pStyle w:val="Compact"/>
       </w:pPr>
       <w:r>
-        <w:t xml:space="preserve">Using less water: the southern Nevada decorative-grass ban (2021 AB356 · became law)</w:t>
+        <w:t xml:space="preserve">Of 27 first-committee deaths, 15 happened in a Natural Resources committee. Both data-center tax-break restraints died in Assembly Revenue.</w:t>
+      </w:r>
+    </w:p>
+    <w:p>
+      <w:pPr>
+        <w:numPr>
+          <w:ilvl w:val="0"/>
+          <w:numId w:val="1003"/>
+        </w:numPr>
+        <w:pStyle w:val="Compact"/>
+      </w:pPr>
+      <w:r>
+        <w:t xml:space="preserve">New since 2023: the governor’s veto stopped three bills in this set. Passing both houses is no longer the last step to watch.</w:t>
+      </w:r>
+    </w:p>
+    <w:bookmarkEnd w:id="25"/>
+    <w:bookmarkStart w:id="26" w:name="passed-recently-2025"/>
+    <w:p>
+      <w:pPr>
+        <w:pStyle w:val="Heading2"/>
+      </w:pPr>
+      <w:r>
+        <w:t xml:space="preserve">Passed recently (2025)</w:t>
       </w:r>
     </w:p>
     <w:p>
@@ -725,17 +1268,7 @@
         <w:pStyle w:val="FirstParagraph"/>
       </w:pPr>
       <w:r>
-        <w:rPr>
-          <w:bCs/>
-          <w:b/>
-        </w:rPr>
-        <w:t xml:space="preserve">Got support but didn’t finish</w:t>
-      </w:r>
-      <w:r>
-        <w:t xml:space="preserve"> </w:t>
-      </w:r>
-      <w:r>
-        <w:t xml:space="preserve">— big votes, no law. Often, time ran out.</w:t>
+        <w:t xml:space="preserve">Facts, not endorsements — the newest session already changed some things.</w:t>
       </w:r>
     </w:p>
     <w:p>
@@ -747,25 +1280,33 @@
         <w:pStyle w:val="Compact"/>
       </w:pPr>
       <w:r>
-        <w:t xml:space="preserve">Groundwater board reform — 2023 SB180 · passed both houses with zero</w:t>
+        <w:rPr>
+          <w:bCs/>
+          <w:b/>
+        </w:rPr>
+        <w:t xml:space="preserve">SB36 · became law</w:t>
       </w:r>
       <w:r>
         <w:t xml:space="preserve"> </w:t>
       </w:r>
       <w:r>
-        <w:t xml:space="preserve">“</w:t>
-      </w:r>
-      <w:r>
-        <w:t xml:space="preserve">no</w:t>
-      </w:r>
-      <w:r>
-        <w:t xml:space="preserve">”</w:t>
+        <w:t xml:space="preserve">— a state account to buy</w:t>
       </w:r>
       <w:r>
         <w:t xml:space="preserve"> </w:t>
       </w:r>
       <w:r>
-        <w:t xml:space="preserve">votes, still no law; the 2025 retry (AB363) died late too</w:t>
+        <w:rPr>
+          <w:bCs/>
+          <w:b/>
+        </w:rPr>
+        <w:t xml:space="preserve">water rights</w:t>
+      </w:r>
+      <w:r>
+        <w:t xml:space="preserve"> </w:t>
+      </w:r>
+      <w:r>
+        <w:t xml:space="preserve">(legal permits to use set amounts of water) in over-pumped areas and retire them for good. Failed in 2021 and 2023 before passing.</w:t>
       </w:r>
     </w:p>
     <w:p>
@@ -777,49 +1318,27 @@
         <w:pStyle w:val="Compact"/>
       </w:pPr>
       <w:r>
-        <w:t xml:space="preserve">Water-saving review plus fake-grass study — 2025 SB143 · passed the Senate 21–0, died in the Assembly</w:t>
-      </w:r>
-    </w:p>
-    <w:p>
-      <w:pPr>
-        <w:numPr>
-          <w:ilvl w:val="0"/>
-          <w:numId w:val="1004"/>
-        </w:numPr>
-        <w:pStyle w:val="Compact"/>
-      </w:pPr>
-      <w:r>
-        <w:t xml:space="preserve">Cap on big business tax breaks — 2023 SB394 · passed the Senate 14–7, died in Assembly Revenue</w:t>
-      </w:r>
-    </w:p>
-    <w:p>
-      <w:pPr>
-        <w:numPr>
-          <w:ilvl w:val="0"/>
-          <w:numId w:val="1004"/>
-        </w:numPr>
-        <w:pStyle w:val="Compact"/>
-      </w:pPr>
-      <w:r>
-        <w:t xml:space="preserve">Make the State Engineer (the state’s top water official) use the best available science — 2023 AB387 · passed the Assembly 26–14, died in the Senate</w:t>
-      </w:r>
-    </w:p>
-    <w:p>
-      <w:pPr>
-        <w:pStyle w:val="FirstParagraph"/>
-      </w:pPr>
-      <w:r>
         <w:rPr>
           <w:bCs/>
           <w:b/>
         </w:rPr>
-        <w:t xml:space="preserve">Rarely moved before</w:t>
+        <w:t xml:space="preserve">Also new:</w:t>
       </w:r>
       <w:r>
         <w:t xml:space="preserve"> </w:t>
       </w:r>
       <w:r>
-        <w:t xml:space="preserve">— repeated early stops.</w:t>
+        <w:t xml:space="preserve">cloud seeding funded again (SB6), utility shut-off protections (SB442), pollution-permit notice (SB276), simpler small-utility rates (AB449/SB326), water agency database money (AB577).</w:t>
+      </w:r>
+    </w:p>
+    <w:bookmarkEnd w:id="26"/>
+    <w:bookmarkStart w:id="27" w:name="questions-for-your-group"/>
+    <w:p>
+      <w:pPr>
+        <w:pStyle w:val="Heading2"/>
+      </w:pPr>
+      <w:r>
+        <w:t xml:space="preserve">Questions for your group</w:t>
       </w:r>
     </w:p>
     <w:p>
@@ -831,7 +1350,7 @@
         <w:pStyle w:val="Compact"/>
       </w:pPr>
       <w:r>
-        <w:t xml:space="preserve">Oversight of the State Engineer’s decisions: 0 laws in 6 tries since 2021 — though the last two attempts won a floor vote in one house first</w:t>
+        <w:t xml:space="preserve">Five of the ten ideas have never been filed as a bill. Unworkable — or just never asked? What would it take to get one sponsored?</w:t>
       </w:r>
     </w:p>
     <w:p>
@@ -843,7 +1362,7 @@
         <w:pStyle w:val="Compact"/>
       </w:pPr>
       <w:r>
-        <w:t xml:space="preserve">Restraining data centers or their tax deals: 0 for 5</w:t>
+        <w:t xml:space="preserve">The records-and-audit bill (2025 AB485) died in its first committee — exactly the pattern citizens described. Who opposed it, and which piece drew the fire?</w:t>
       </w:r>
     </w:p>
     <w:p>
@@ -855,311 +1374,43 @@
         <w:pStyle w:val="Compact"/>
       </w:pPr>
       <w:r>
-        <w:t xml:space="preserve">Restructuring the Colorado River Commission: died in first committee twice (2019 SB76, 2021 AB15)</w:t>
-      </w:r>
-    </w:p>
-    <w:bookmarkEnd w:id="24"/>
-    <w:bookmarkStart w:id="25" w:name="people-and-process-signals"/>
-    <w:p>
-      <w:pPr>
-        <w:pStyle w:val="Heading2"/>
-      </w:pPr>
-      <w:r>
-        <w:t xml:space="preserve">People and process signals</w:t>
-      </w:r>
-    </w:p>
-    <w:p>
-      <w:pPr>
-        <w:pStyle w:val="FirstParagraph"/>
-      </w:pPr>
-      <w:r>
-        <w:t xml:space="preserve">Facts only; no judgment of anyone is implied.</w:t>
+        <w:t xml:space="preserve">An expert water body failed in 2019 and again in 2025 — in different places. What changed between the tries, and what still blocks it?</w:t>
       </w:r>
     </w:p>
     <w:p>
       <w:pPr>
         <w:numPr>
           <w:ilvl w:val="0"/>
-          <w:numId w:val="1006"/>
+          <w:numId w:val="1005"/>
         </w:numPr>
         <w:pStyle w:val="Compact"/>
       </w:pPr>
       <w:r>
-        <w:t xml:space="preserve">A slight majority of bills (58 of 108) came from committees rather than named lawmakers. A</w:t>
-      </w:r>
-      <w:r>
-        <w:t xml:space="preserve"> </w:t>
-      </w:r>
-      <w:r>
-        <w:rPr>
-          <w:bCs/>
-          <w:b/>
-        </w:rPr>
-        <w:t xml:space="preserve">sponsor</w:t>
-      </w:r>
-      <w:r>
-        <w:t xml:space="preserve"> </w:t>
-      </w:r>
-      <w:r>
-        <w:t xml:space="preserve">is the lawmaker or committee that puts a bill forward.</w:t>
+        <w:t xml:space="preserve">Tax-break conditions failed five ways, but the cap passed the Senate first. Is the blocker the idea — or one committee?</w:t>
       </w:r>
     </w:p>
     <w:p>
       <w:pPr>
         <w:numPr>
           <w:ilvl w:val="0"/>
-          <w:numId w:val="1006"/>
+          <w:numId w:val="1005"/>
         </w:numPr>
         <w:pStyle w:val="Compact"/>
       </w:pPr>
       <w:r>
-        <w:t xml:space="preserve">Most frequent person sponsor: Pete Goicoechea (R), 14 bills across all four sessions — groundwater, districts, water-rights retirement.</w:t>
+        <w:t xml:space="preserve">Metering, waste fines, and watering days are mostly city and utility decisions today. Which parts of these ideas need a state law at all?</w:t>
       </w:r>
     </w:p>
     <w:p>
       <w:pPr>
         <w:numPr>
           <w:ilvl w:val="0"/>
-          <w:numId w:val="1006"/>
+          <w:numId w:val="1005"/>
         </w:numPr>
         <w:pStyle w:val="Compact"/>
       </w:pPr>
       <w:r>
-        <w:t xml:space="preserve">Sponsor teams from both major parties were rare (5 bills) — and 4 of the 5 became law.</w:t>
-      </w:r>
-    </w:p>
-    <w:p>
-      <w:pPr>
-        <w:numPr>
-          <w:ilvl w:val="0"/>
-          <w:numId w:val="1006"/>
-        </w:numPr>
-        <w:pStyle w:val="Compact"/>
-      </w:pPr>
-      <w:r>
-        <w:t xml:space="preserve">Of 27 first-committee deaths, 15 happened in a Natural Resources committee. Both data-center tax-break restraints died in Assembly Revenue.</w:t>
-      </w:r>
-    </w:p>
-    <w:p>
-      <w:pPr>
-        <w:numPr>
-          <w:ilvl w:val="0"/>
-          <w:numId w:val="1006"/>
-        </w:numPr>
-        <w:pStyle w:val="Compact"/>
-      </w:pPr>
-      <w:r>
-        <w:t xml:space="preserve">New since 2023: the governor’s veto stopped three bills in this set. Passing both houses is no longer the last step to watch.</w:t>
-      </w:r>
-    </w:p>
-    <w:bookmarkEnd w:id="25"/>
-    <w:bookmarkStart w:id="26" w:name="passed-recently-2025"/>
-    <w:p>
-      <w:pPr>
-        <w:pStyle w:val="Heading2"/>
-      </w:pPr>
-      <w:r>
-        <w:t xml:space="preserve">Passed recently (2025)</w:t>
-      </w:r>
-    </w:p>
-    <w:p>
-      <w:pPr>
-        <w:pStyle w:val="FirstParagraph"/>
-      </w:pPr>
-      <w:r>
-        <w:t xml:space="preserve">Facts, not endorsements — the newest session already changed some things.</w:t>
-      </w:r>
-    </w:p>
-    <w:p>
-      <w:pPr>
-        <w:numPr>
-          <w:ilvl w:val="0"/>
-          <w:numId w:val="1007"/>
-        </w:numPr>
-        <w:pStyle w:val="Compact"/>
-      </w:pPr>
-      <w:r>
-        <w:rPr>
-          <w:bCs/>
-          <w:b/>
-        </w:rPr>
-        <w:t xml:space="preserve">SB36 · became law</w:t>
-      </w:r>
-      <w:r>
-        <w:t xml:space="preserve"> </w:t>
-      </w:r>
-      <w:r>
-        <w:t xml:space="preserve">— a state account to buy water rights (legal permits to use set amounts of water) in over-pumped areas and retire them for good. This idea failed in 2021 and 2023 before passing.</w:t>
-      </w:r>
-    </w:p>
-    <w:p>
-      <w:pPr>
-        <w:numPr>
-          <w:ilvl w:val="0"/>
-          <w:numId w:val="1007"/>
-        </w:numPr>
-        <w:pStyle w:val="Compact"/>
-      </w:pPr>
-      <w:r>
-        <w:rPr>
-          <w:bCs/>
-          <w:b/>
-        </w:rPr>
-        <w:t xml:space="preserve">SB6 · became law</w:t>
-      </w:r>
-      <w:r>
-        <w:t xml:space="preserve"> </w:t>
-      </w:r>
-      <w:r>
-        <w:t xml:space="preserve">— cloud seeding funded again, unanimously.</w:t>
-      </w:r>
-    </w:p>
-    <w:p>
-      <w:pPr>
-        <w:numPr>
-          <w:ilvl w:val="0"/>
-          <w:numId w:val="1007"/>
-        </w:numPr>
-        <w:pStyle w:val="Compact"/>
-      </w:pPr>
-      <w:r>
-        <w:t xml:space="preserve">Also new: SB442 (utility shut-off protections), SB276 (public notice for pollution permits), AB449/SB326 (simpler small-utility rates), AB104 (water grant rules).</w:t>
-      </w:r>
-    </w:p>
-    <w:bookmarkEnd w:id="26"/>
-    <w:bookmarkStart w:id="27" w:name="questions-for-your-group"/>
-    <w:p>
-      <w:pPr>
-        <w:pStyle w:val="Heading2"/>
-      </w:pPr>
-      <w:r>
-        <w:t xml:space="preserve">Questions for your group</w:t>
-      </w:r>
-    </w:p>
-    <w:p>
-      <w:pPr>
-        <w:numPr>
-          <w:ilvl w:val="0"/>
-          <w:numId w:val="1008"/>
-        </w:numPr>
-        <w:pStyle w:val="Compact"/>
-      </w:pPr>
-      <w:r>
-        <w:t xml:space="preserve">No desalination or pipeline bill has ever been filed. Is that because the ideas are unworkable — or because nobody asked a sponsor? What would a first-step study cost?</w:t>
-      </w:r>
-    </w:p>
-    <w:p>
-      <w:pPr>
-        <w:numPr>
-          <w:ilvl w:val="0"/>
-          <w:numId w:val="1008"/>
-        </w:numPr>
-        <w:pStyle w:val="Compact"/>
-      </w:pPr>
-      <w:r>
-        <w:t xml:space="preserve">Cloud seeding got money twice with zero</w:t>
-      </w:r>
-      <w:r>
-        <w:t xml:space="preserve"> </w:t>
-      </w:r>
-      <w:r>
-        <w:t xml:space="preserve">“</w:t>
-      </w:r>
-      <w:r>
-        <w:t xml:space="preserve">no</w:t>
-      </w:r>
-      <w:r>
-        <w:t xml:space="preserve">”</w:t>
-      </w:r>
-      <w:r>
-        <w:t xml:space="preserve"> </w:t>
-      </w:r>
-      <w:r>
-        <w:t xml:space="preserve">votes. What made that new-supply idea easy when nothing else was tried?</w:t>
-      </w:r>
-    </w:p>
-    <w:p>
-      <w:pPr>
-        <w:numPr>
-          <w:ilvl w:val="0"/>
-          <w:numId w:val="1008"/>
-        </w:numPr>
-        <w:pStyle w:val="Compact"/>
-      </w:pPr>
-      <w:r>
-        <w:t xml:space="preserve">For data centers, three levers exist: the tax deal, state water law, and local permits. Each stalled in a different place. Which lever fits what your group wants?</w:t>
-      </w:r>
-    </w:p>
-    <w:p>
-      <w:pPr>
-        <w:numPr>
-          <w:ilvl w:val="0"/>
-          <w:numId w:val="1008"/>
-        </w:numPr>
-        <w:pStyle w:val="Compact"/>
-      </w:pPr>
-      <w:r>
-        <w:t xml:space="preserve">The tax-break cap passed the Senate, then died in Assembly Revenue at a deadline. Was that a</w:t>
-      </w:r>
-      <w:r>
-        <w:t xml:space="preserve"> </w:t>
-      </w:r>
-      <w:r>
-        <w:t xml:space="preserve">“</w:t>
-      </w:r>
-      <w:r>
-        <w:t xml:space="preserve">no</w:t>
-      </w:r>
-      <w:r>
-        <w:t xml:space="preserve">”</w:t>
-      </w:r>
-      <w:r>
-        <w:t xml:space="preserve"> </w:t>
-      </w:r>
-      <w:r>
-        <w:t xml:space="preserve">to the idea, or a calendar death?</w:t>
-      </w:r>
-    </w:p>
-    <w:p>
-      <w:pPr>
-        <w:numPr>
-          <w:ilvl w:val="0"/>
-          <w:numId w:val="1008"/>
-        </w:numPr>
-        <w:pStyle w:val="Compact"/>
-      </w:pPr>
-      <w:r>
-        <w:t xml:space="preserve">Groundwater board reform passed unanimously and still isn’t law after two tries. What would have to change on a third try?</w:t>
-      </w:r>
-    </w:p>
-    <w:p>
-      <w:pPr>
-        <w:numPr>
-          <w:ilvl w:val="0"/>
-          <w:numId w:val="1008"/>
-        </w:numPr>
-        <w:pStyle w:val="Compact"/>
-      </w:pPr>
-      <w:r>
-        <w:t xml:space="preserve">Three 2023 bills died by veto, not by vote. How does the governor’s desk change what</w:t>
-      </w:r>
-      <w:r>
-        <w:t xml:space="preserve"> </w:t>
-      </w:r>
-      <w:r>
-        <w:t xml:space="preserve">“</w:t>
-      </w:r>
-      <w:r>
-        <w:t xml:space="preserve">realistic</w:t>
-      </w:r>
-      <w:r>
-        <w:t xml:space="preserve">”</w:t>
-      </w:r>
-      <w:r>
-        <w:t xml:space="preserve"> </w:t>
-      </w:r>
-      <w:r>
-        <w:t xml:space="preserve">means?</w:t>
+        <w:t xml:space="preserve">The grass ban passed unanimously but covers only southern Nevada. Is a statewide version a fairness fix — or a new regional fight?</w:t>
       </w:r>
     </w:p>
     <w:bookmarkEnd w:id="27"/>
@@ -1177,7 +1428,7 @@
         <w:pStyle w:val="FirstParagraph"/>
       </w:pPr>
       <w:r>
-        <w:t xml:space="preserve">This set was found by keyword search plus the Legislature’s official subject index, with special sessions checked too — 108 policy bills, still not a guaranteed complete universe. The record shows where each bill stopped, never why. The appendices in this folder list every bill, vote, sponsor, and source behind this sheet.</w:t>
+        <w:t xml:space="preserve">This set was found by keyword search plus the Legislature’s official subject index, with special sessions checked too — 108 policy bills, still not a guaranteed complete universe. The record shows where each bill stopped, never why. The appendices in this folder list every bill, vote, sponsor, and source behind this sheet — including a full statement-by-statement crosswalk.</w:t>
       </w:r>
     </w:p>
     <w:bookmarkEnd w:id="28"/>
@@ -1273,18 +1524,6 @@
               </w:rPr>
               <w:t xml:space="preserve">evidence-pack.json → inventory</w:t>
             </w:r>
-            <w:r>
-              <w:t xml:space="preserve">;</w:t>
-            </w:r>
-            <w:r>
-              <w:t xml:space="preserve"> </w:t>
-            </w:r>
-            <w:r>
-              <w:rPr>
-                <w:rStyle w:val="VerbatimChar"/>
-              </w:rPr>
-              <w:t xml:space="preserve">reality-map.json → session_snapshot</w:t>
-            </w:r>
           </w:p>
         </w:tc>
       </w:tr>
@@ -1297,7 +1536,7 @@
               <w:jc w:val="left"/>
             </w:pPr>
             <w:r>
-              <w:t xml:space="preserve">0 desalination / pipeline bills</w:t>
+              <w:t xml:space="preserve">5 of 10 statements never filed</w:t>
             </w:r>
           </w:p>
         </w:tc>
@@ -1315,10 +1554,22 @@
               <w:t xml:space="preserve">evidence-pack.json → constituent_proposal_crosswalk</w:t>
             </w:r>
             <w:r>
-              <w:t xml:space="preserve"> </w:t>
-            </w:r>
-            <w:r>
-              <w:t xml:space="preserve">(desalination-new-supply, interstate-pipeline-federal: matched_bills = [])</w:t>
+              <w:t xml:space="preserve">;</w:t>
+            </w:r>
+            <w:r>
+              <w:t xml:space="preserve"> </w:t>
+            </w:r>
+            <w:r>
+              <w:rPr>
+                <w:rStyle w:val="VerbatimChar"/>
+              </w:rPr>
+              <w:t xml:space="preserve">reality-map.json → proposal_reality_cards</w:t>
+            </w:r>
+            <w:r>
+              <w:t xml:space="preserve"> </w:t>
+            </w:r>
+            <w:r>
+              <w:t xml:space="preserve">(statuses)</w:t>
             </w:r>
           </w:p>
         </w:tc>
@@ -1332,22 +1583,34 @@
               <w:jc w:val="left"/>
             </w:pPr>
             <w:r>
-              <w:t xml:space="preserve">Recycling study died on floor</w:t>
-            </w:r>
-          </w:p>
-        </w:tc>
-        <w:tc>
-          <w:tcPr/>
-          <w:p>
-            <w:pPr>
-              <w:pStyle w:val="Compact"/>
-              <w:jc w:val="left"/>
-            </w:pPr>
-            <w:r>
-              <w:rPr>
-                <w:rStyle w:val="VerbatimChar"/>
-              </w:rPr>
-              <w:t xml:space="preserve">80:AB265</w:t>
+              <w:t xml:space="preserve">Row 1</w:t>
+            </w:r>
+          </w:p>
+        </w:tc>
+        <w:tc>
+          <w:tcPr/>
+          <w:p>
+            <w:pPr>
+              <w:pStyle w:val="Compact"/>
+              <w:jc w:val="left"/>
+            </w:pPr>
+            <w:r>
+              <w:rPr>
+                <w:rStyle w:val="VerbatimChar"/>
+              </w:rPr>
+              <w:t xml:space="preserve">80:SB499</w:t>
+            </w:r>
+            <w:r>
+              <w:t xml:space="preserve">,</w:t>
+            </w:r>
+            <w:r>
+              <w:t xml:space="preserve"> </w:t>
+            </w:r>
+            <w:r>
+              <w:rPr>
+                <w:rStyle w:val="VerbatimChar"/>
+              </w:rPr>
+              <w:t xml:space="preserve">83:SB143</w:t>
             </w:r>
           </w:p>
         </w:tc>
@@ -1361,43 +1624,142 @@
               <w:jc w:val="left"/>
             </w:pPr>
             <w:r>
-              <w:t xml:space="preserve">Cloud seeding funded twice unanimously</w:t>
-            </w:r>
-          </w:p>
-        </w:tc>
-        <w:tc>
-          <w:tcPr/>
-          <w:p>
-            <w:pPr>
-              <w:pStyle w:val="Compact"/>
-              <w:jc w:val="left"/>
-            </w:pPr>
-            <w:r>
-              <w:rPr>
-                <w:rStyle w:val="VerbatimChar"/>
-              </w:rPr>
-              <w:t xml:space="preserve">82:SB99</w:t>
-            </w:r>
-            <w:r>
-              <w:t xml:space="preserve"> </w:t>
-            </w:r>
-            <w:r>
-              <w:t xml:space="preserve">(42-0, 21-0),</w:t>
-            </w:r>
-            <w:r>
-              <w:t xml:space="preserve"> </w:t>
-            </w:r>
-            <w:r>
-              <w:rPr>
-                <w:rStyle w:val="VerbatimChar"/>
-              </w:rPr>
-              <w:t xml:space="preserve">83:SB6</w:t>
-            </w:r>
-            <w:r>
-              <w:t xml:space="preserve"> </w:t>
-            </w:r>
-            <w:r>
-              <w:t xml:space="preserve">(21-0, 42-0)</w:t>
+              <w:t xml:space="preserve">Row 2</w:t>
+            </w:r>
+          </w:p>
+        </w:tc>
+        <w:tc>
+          <w:tcPr/>
+          <w:p>
+            <w:pPr>
+              <w:pStyle w:val="Compact"/>
+              <w:jc w:val="left"/>
+            </w:pPr>
+            <w:r>
+              <w:rPr>
+                <w:rStyle w:val="VerbatimChar"/>
+              </w:rPr>
+              <w:t xml:space="preserve">80:SB547</w:t>
+            </w:r>
+            <w:r>
+              <w:t xml:space="preserve">,</w:t>
+            </w:r>
+            <w:r>
+              <w:t xml:space="preserve"> </w:t>
+            </w:r>
+            <w:r>
+              <w:rPr>
+                <w:rStyle w:val="VerbatimChar"/>
+              </w:rPr>
+              <w:t xml:space="preserve">80:AB400</w:t>
+            </w:r>
+            <w:r>
+              <w:t xml:space="preserve">,</w:t>
+            </w:r>
+            <w:r>
+              <w:t xml:space="preserve"> </w:t>
+            </w:r>
+            <w:r>
+              <w:rPr>
+                <w:rStyle w:val="VerbatimChar"/>
+              </w:rPr>
+              <w:t xml:space="preserve">81:AB66</w:t>
+            </w:r>
+            <w:r>
+              <w:t xml:space="preserve">,</w:t>
+            </w:r>
+            <w:r>
+              <w:t xml:space="preserve"> </w:t>
+            </w:r>
+            <w:r>
+              <w:rPr>
+                <w:rStyle w:val="VerbatimChar"/>
+              </w:rPr>
+              <w:t xml:space="preserve">82:AB261</w:t>
+            </w:r>
+            <w:r>
+              <w:t xml:space="preserve"> </w:t>
+            </w:r>
+            <w:r>
+              <w:t xml:space="preserve">(helped);</w:t>
+            </w:r>
+            <w:r>
+              <w:t xml:space="preserve"> </w:t>
+            </w:r>
+            <w:r>
+              <w:rPr>
+                <w:rStyle w:val="VerbatimChar"/>
+              </w:rPr>
+              <w:t xml:space="preserve">83:AB77</w:t>
+            </w:r>
+            <w:r>
+              <w:t xml:space="preserve">,</w:t>
+            </w:r>
+            <w:r>
+              <w:t xml:space="preserve"> </w:t>
+            </w:r>
+            <w:r>
+              <w:rPr>
+                <w:rStyle w:val="VerbatimChar"/>
+              </w:rPr>
+              <w:t xml:space="preserve">82:SB394</w:t>
+            </w:r>
+            <w:r>
+              <w:t xml:space="preserve">,</w:t>
+            </w:r>
+            <w:r>
+              <w:t xml:space="preserve"> </w:t>
+            </w:r>
+            <w:r>
+              <w:rPr>
+                <w:rStyle w:val="VerbatimChar"/>
+              </w:rPr>
+              <w:t xml:space="preserve">82:SB429</w:t>
+            </w:r>
+            <w:r>
+              <w:t xml:space="preserve">,</w:t>
+            </w:r>
+            <w:r>
+              <w:t xml:space="preserve"> </w:t>
+            </w:r>
+            <w:r>
+              <w:rPr>
+                <w:rStyle w:val="VerbatimChar"/>
+              </w:rPr>
+              <w:t xml:space="preserve">81:AB449</w:t>
+            </w:r>
+            <w:r>
+              <w:t xml:space="preserve">,</w:t>
+            </w:r>
+            <w:r>
+              <w:t xml:space="preserve"> </w:t>
+            </w:r>
+            <w:r>
+              <w:rPr>
+                <w:rStyle w:val="VerbatimChar"/>
+              </w:rPr>
+              <w:t xml:space="preserve">83:SB364</w:t>
+            </w:r>
+            <w:r>
+              <w:t xml:space="preserve"> </w:t>
+            </w:r>
+            <w:r>
+              <w:t xml:space="preserve">(restraints);</w:t>
+            </w:r>
+            <w:r>
+              <w:t xml:space="preserve"> </w:t>
+            </w:r>
+            <w:r>
+              <w:rPr>
+                <w:rStyle w:val="VerbatimChar"/>
+              </w:rPr>
+              <w:t xml:space="preserve">83:AB385</w:t>
+            </w:r>
+            <w:r>
+              <w:t xml:space="preserve"> </w:t>
+            </w:r>
+            <w:r>
+              <w:t xml:space="preserve">(cooling preemption)</w:t>
             </w:r>
           </w:p>
         </w:tc>
@@ -1411,22 +1773,70 @@
               <w:jc w:val="left"/>
             </w:pPr>
             <w:r>
-              <w:t xml:space="preserve">SJR3 passed 42–0 / 21–0</w:t>
-            </w:r>
-          </w:p>
-        </w:tc>
-        <w:tc>
-          <w:tcPr/>
-          <w:p>
-            <w:pPr>
-              <w:pStyle w:val="Compact"/>
-              <w:jc w:val="left"/>
-            </w:pPr>
-            <w:r>
-              <w:rPr>
-                <w:rStyle w:val="VerbatimChar"/>
-              </w:rPr>
-              <w:t xml:space="preserve">82:SJR3</w:t>
+              <w:t xml:space="preserve">Row 3</w:t>
+            </w:r>
+          </w:p>
+        </w:tc>
+        <w:tc>
+          <w:tcPr/>
+          <w:p>
+            <w:pPr>
+              <w:pStyle w:val="Compact"/>
+              <w:jc w:val="left"/>
+            </w:pPr>
+            <w:r>
+              <w:rPr>
+                <w:rStyle w:val="VerbatimChar"/>
+              </w:rPr>
+              <w:t xml:space="preserve">83:AB485</w:t>
+            </w:r>
+            <w:r>
+              <w:t xml:space="preserve">,</w:t>
+            </w:r>
+            <w:r>
+              <w:t xml:space="preserve"> </w:t>
+            </w:r>
+            <w:r>
+              <w:rPr>
+                <w:rStyle w:val="VerbatimChar"/>
+              </w:rPr>
+              <w:t xml:space="preserve">80:AB95</w:t>
+            </w:r>
+            <w:r>
+              <w:t xml:space="preserve">,</w:t>
+            </w:r>
+            <w:r>
+              <w:t xml:space="preserve"> </w:t>
+            </w:r>
+            <w:r>
+              <w:rPr>
+                <w:rStyle w:val="VerbatimChar"/>
+              </w:rPr>
+              <w:t xml:space="preserve">83:SB36</w:t>
+            </w:r>
+            <w:r>
+              <w:t xml:space="preserve">,</w:t>
+            </w:r>
+            <w:r>
+              <w:t xml:space="preserve"> </w:t>
+            </w:r>
+            <w:r>
+              <w:rPr>
+                <w:rStyle w:val="VerbatimChar"/>
+              </w:rPr>
+              <w:t xml:space="preserve">83:AB577</w:t>
+            </w:r>
+            <w:r>
+              <w:t xml:space="preserve">,</w:t>
+            </w:r>
+            <w:r>
+              <w:t xml:space="preserve"> </w:t>
+            </w:r>
+            <w:r>
+              <w:rPr>
+                <w:rStyle w:val="VerbatimChar"/>
+              </w:rPr>
+              <w:t xml:space="preserve">82:SB113</w:t>
             </w:r>
           </w:p>
         </w:tc>
@@ -1440,22 +1850,22 @@
               <w:jc w:val="left"/>
             </w:pPr>
             <w:r>
-              <w:t xml:space="preserve">CRC restructuring died twice</w:t>
-            </w:r>
-          </w:p>
-        </w:tc>
-        <w:tc>
-          <w:tcPr/>
-          <w:p>
-            <w:pPr>
-              <w:pStyle w:val="Compact"/>
-              <w:jc w:val="left"/>
-            </w:pPr>
-            <w:r>
-              <w:rPr>
-                <w:rStyle w:val="VerbatimChar"/>
-              </w:rPr>
-              <w:t xml:space="preserve">80:SB76</w:t>
+              <w:t xml:space="preserve">Row 4</w:t>
+            </w:r>
+          </w:p>
+        </w:tc>
+        <w:tc>
+          <w:tcPr/>
+          <w:p>
+            <w:pPr>
+              <w:pStyle w:val="Compact"/>
+              <w:jc w:val="left"/>
+            </w:pPr>
+            <w:r>
+              <w:rPr>
+                <w:rStyle w:val="VerbatimChar"/>
+              </w:rPr>
+              <w:t xml:space="preserve">80:AB95</w:t>
             </w:r>
             <w:r>
               <w:t xml:space="preserve">,</w:t>
@@ -1467,7 +1877,31 @@
               <w:rPr>
                 <w:rStyle w:val="VerbatimChar"/>
               </w:rPr>
-              <w:t xml:space="preserve">81:AB15</w:t>
+              <w:t xml:space="preserve">82:SB113</w:t>
+            </w:r>
+            <w:r>
+              <w:t xml:space="preserve">,</w:t>
+            </w:r>
+            <w:r>
+              <w:t xml:space="preserve"> </w:t>
+            </w:r>
+            <w:r>
+              <w:rPr>
+                <w:rStyle w:val="VerbatimChar"/>
+              </w:rPr>
+              <w:t xml:space="preserve">82:AB191</w:t>
+            </w:r>
+            <w:r>
+              <w:t xml:space="preserve">,</w:t>
+            </w:r>
+            <w:r>
+              <w:t xml:space="preserve"> </w:t>
+            </w:r>
+            <w:r>
+              <w:rPr>
+                <w:rStyle w:val="VerbatimChar"/>
+              </w:rPr>
+              <w:t xml:space="preserve">80:AB163</w:t>
             </w:r>
           </w:p>
         </w:tc>
@@ -1481,130 +1915,22 @@
               <w:jc w:val="left"/>
             </w:pPr>
             <w:r>
-              <w:t xml:space="preserve">Data centers: helping 4/4, restraining 0/5, no water statute</w:t>
-            </w:r>
-          </w:p>
-        </w:tc>
-        <w:tc>
-          <w:tcPr/>
-          <w:p>
-            <w:pPr>
-              <w:pStyle w:val="Compact"/>
-              <w:jc w:val="left"/>
-            </w:pPr>
-            <w:r>
-              <w:rPr>
-                <w:rStyle w:val="VerbatimChar"/>
-              </w:rPr>
-              <w:t xml:space="preserve">reality-map.json → proposal_reality_cards[regulate-data-centers]</w:t>
-            </w:r>
-            <w:r>
-              <w:t xml:space="preserve">;</w:t>
-            </w:r>
-            <w:r>
-              <w:t xml:space="preserve"> </w:t>
-            </w:r>
-            <w:r>
-              <w:rPr>
-                <w:rStyle w:val="VerbatimChar"/>
-              </w:rPr>
-              <w:t xml:space="preserve">80:SB547</w:t>
-            </w:r>
-            <w:r>
-              <w:t xml:space="preserve">,</w:t>
-            </w:r>
-            <w:r>
-              <w:t xml:space="preserve"> </w:t>
-            </w:r>
-            <w:r>
-              <w:rPr>
-                <w:rStyle w:val="VerbatimChar"/>
-              </w:rPr>
-              <w:t xml:space="preserve">80:AB400</w:t>
-            </w:r>
-            <w:r>
-              <w:t xml:space="preserve">,</w:t>
-            </w:r>
-            <w:r>
-              <w:t xml:space="preserve"> </w:t>
-            </w:r>
-            <w:r>
-              <w:rPr>
-                <w:rStyle w:val="VerbatimChar"/>
-              </w:rPr>
-              <w:t xml:space="preserve">81:AB66</w:t>
-            </w:r>
-            <w:r>
-              <w:t xml:space="preserve">,</w:t>
-            </w:r>
-            <w:r>
-              <w:t xml:space="preserve"> </w:t>
-            </w:r>
-            <w:r>
-              <w:rPr>
-                <w:rStyle w:val="VerbatimChar"/>
-              </w:rPr>
-              <w:t xml:space="preserve">82:AB261</w:t>
-            </w:r>
-            <w:r>
-              <w:t xml:space="preserve">;</w:t>
-            </w:r>
-            <w:r>
-              <w:t xml:space="preserve"> </w:t>
-            </w:r>
-            <w:r>
-              <w:rPr>
-                <w:rStyle w:val="VerbatimChar"/>
-              </w:rPr>
-              <w:t xml:space="preserve">83:AB77</w:t>
-            </w:r>
-            <w:r>
-              <w:t xml:space="preserve">,</w:t>
-            </w:r>
-            <w:r>
-              <w:t xml:space="preserve"> </w:t>
-            </w:r>
-            <w:r>
-              <w:rPr>
-                <w:rStyle w:val="VerbatimChar"/>
-              </w:rPr>
-              <w:t xml:space="preserve">82:SB394</w:t>
-            </w:r>
-            <w:r>
-              <w:t xml:space="preserve">,</w:t>
-            </w:r>
-            <w:r>
-              <w:t xml:space="preserve"> </w:t>
-            </w:r>
-            <w:r>
-              <w:rPr>
-                <w:rStyle w:val="VerbatimChar"/>
-              </w:rPr>
-              <w:t xml:space="preserve">82:SB429</w:t>
-            </w:r>
-            <w:r>
-              <w:t xml:space="preserve">,</w:t>
-            </w:r>
-            <w:r>
-              <w:t xml:space="preserve"> </w:t>
-            </w:r>
-            <w:r>
-              <w:rPr>
-                <w:rStyle w:val="VerbatimChar"/>
-              </w:rPr>
-              <w:t xml:space="preserve">81:AB449</w:t>
-            </w:r>
-            <w:r>
-              <w:t xml:space="preserve">,</w:t>
-            </w:r>
-            <w:r>
-              <w:t xml:space="preserve"> </w:t>
-            </w:r>
-            <w:r>
-              <w:rPr>
-                <w:rStyle w:val="VerbatimChar"/>
-              </w:rPr>
-              <w:t xml:space="preserve">83:SB364</w:t>
+              <w:t xml:space="preserve">Row 5</w:t>
+            </w:r>
+          </w:p>
+        </w:tc>
+        <w:tc>
+          <w:tcPr/>
+          <w:p>
+            <w:pPr>
+              <w:pStyle w:val="Compact"/>
+              <w:jc w:val="left"/>
+            </w:pPr>
+            <w:r>
+              <w:rPr>
+                <w:rStyle w:val="VerbatimChar"/>
+              </w:rPr>
+              <w:t xml:space="preserve">80:AB537</w:t>
             </w:r>
           </w:p>
         </w:tc>
@@ -1618,22 +1944,34 @@
               <w:jc w:val="left"/>
             </w:pPr>
             <w:r>
-              <w:t xml:space="preserve">AB385 cooling preemption died in first committee</w:t>
-            </w:r>
-          </w:p>
-        </w:tc>
-        <w:tc>
-          <w:tcPr/>
-          <w:p>
-            <w:pPr>
-              <w:pStyle w:val="Compact"/>
-              <w:jc w:val="left"/>
-            </w:pPr>
-            <w:r>
-              <w:rPr>
-                <w:rStyle w:val="VerbatimChar"/>
-              </w:rPr>
-              <w:t xml:space="preserve">83:AB385</w:t>
+              <w:t xml:space="preserve">Row 6</w:t>
+            </w:r>
+          </w:p>
+        </w:tc>
+        <w:tc>
+          <w:tcPr/>
+          <w:p>
+            <w:pPr>
+              <w:pStyle w:val="Compact"/>
+              <w:jc w:val="left"/>
+            </w:pPr>
+            <w:r>
+              <w:rPr>
+                <w:rStyle w:val="VerbatimChar"/>
+              </w:rPr>
+              <w:t xml:space="preserve">81:SB283</w:t>
+            </w:r>
+            <w:r>
+              <w:t xml:space="preserve">,</w:t>
+            </w:r>
+            <w:r>
+              <w:t xml:space="preserve"> </w:t>
+            </w:r>
+            <w:r>
+              <w:rPr>
+                <w:rStyle w:val="VerbatimChar"/>
+              </w:rPr>
+              <w:t xml:space="preserve">82:AB261</w:t>
             </w:r>
           </w:p>
         </w:tc>
@@ -1647,22 +1985,22 @@
               <w:jc w:val="left"/>
             </w:pPr>
             <w:r>
-              <w:t xml:space="preserve">Basket examples</w:t>
-            </w:r>
-          </w:p>
-        </w:tc>
-        <w:tc>
-          <w:tcPr/>
-          <w:p>
-            <w:pPr>
-              <w:pStyle w:val="Compact"/>
-              <w:jc w:val="left"/>
-            </w:pPr>
-            <w:r>
-              <w:rPr>
-                <w:rStyle w:val="VerbatimChar"/>
-              </w:rPr>
-              <w:t xml:space="preserve">82:AB19</w:t>
+              <w:t xml:space="preserve">Row 7</w:t>
+            </w:r>
+          </w:p>
+        </w:tc>
+        <w:tc>
+          <w:tcPr/>
+          <w:p>
+            <w:pPr>
+              <w:pStyle w:val="Compact"/>
+              <w:jc w:val="left"/>
+            </w:pPr>
+            <w:r>
+              <w:rPr>
+                <w:rStyle w:val="VerbatimChar"/>
+              </w:rPr>
+              <w:t xml:space="preserve">83:AB77</w:t>
             </w:r>
             <w:r>
               <w:t xml:space="preserve">,</w:t>
@@ -1674,7 +2012,7 @@
               <w:rPr>
                 <w:rStyle w:val="VerbatimChar"/>
               </w:rPr>
-              <w:t xml:space="preserve">81:AB6</w:t>
+              <w:t xml:space="preserve">82:SB394</w:t>
             </w:r>
             <w:r>
               <w:t xml:space="preserve">,</w:t>
@@ -1686,7 +2024,7 @@
               <w:rPr>
                 <w:rStyle w:val="VerbatimChar"/>
               </w:rPr>
-              <w:t xml:space="preserve">83:SB442</w:t>
+              <w:t xml:space="preserve">82:SB429</w:t>
             </w:r>
             <w:r>
               <w:t xml:space="preserve">,</w:t>
@@ -1698,7 +2036,7 @@
               <w:rPr>
                 <w:rStyle w:val="VerbatimChar"/>
               </w:rPr>
-              <w:t xml:space="preserve">81:AB356</w:t>
+              <w:t xml:space="preserve">81:AB449</w:t>
             </w:r>
             <w:r>
               <w:t xml:space="preserve">,</w:t>
@@ -1710,70 +2048,7 @@
               <w:rPr>
                 <w:rStyle w:val="VerbatimChar"/>
               </w:rPr>
-              <w:t xml:space="preserve">82:SB180</w:t>
-            </w:r>
-            <w:r>
-              <w:t xml:space="preserve">,</w:t>
-            </w:r>
-            <w:r>
-              <w:t xml:space="preserve"> </w:t>
-            </w:r>
-            <w:r>
-              <w:rPr>
-                <w:rStyle w:val="VerbatimChar"/>
-              </w:rPr>
-              <w:t xml:space="preserve">83:AB363</w:t>
-            </w:r>
-            <w:r>
-              <w:t xml:space="preserve">,</w:t>
-            </w:r>
-            <w:r>
-              <w:t xml:space="preserve"> </w:t>
-            </w:r>
-            <w:r>
-              <w:rPr>
-                <w:rStyle w:val="VerbatimChar"/>
-              </w:rPr>
-              <w:t xml:space="preserve">83:SB143</w:t>
-            </w:r>
-            <w:r>
-              <w:t xml:space="preserve">,</w:t>
-            </w:r>
-            <w:r>
-              <w:t xml:space="preserve"> </w:t>
-            </w:r>
-            <w:r>
-              <w:rPr>
-                <w:rStyle w:val="VerbatimChar"/>
-              </w:rPr>
-              <w:t xml:space="preserve">82:SB394</w:t>
-            </w:r>
-            <w:r>
-              <w:t xml:space="preserve">,</w:t>
-            </w:r>
-            <w:r>
-              <w:t xml:space="preserve"> </w:t>
-            </w:r>
-            <w:r>
-              <w:rPr>
-                <w:rStyle w:val="VerbatimChar"/>
-              </w:rPr>
-              <w:t xml:space="preserve">82:AB387</w:t>
-            </w:r>
-            <w:r>
-              <w:t xml:space="preserve">,</w:t>
-            </w:r>
-            <w:r>
-              <w:t xml:space="preserve"> </w:t>
-            </w:r>
-            <w:r>
-              <w:rPr>
-                <w:rStyle w:val="VerbatimChar"/>
-              </w:rPr>
-              <w:t xml:space="preserve">81:SJR1</w:t>
-            </w:r>
-            <w:r>
-              <w:t xml:space="preserve">+5 oversight bills</w:t>
+              <w:t xml:space="preserve">83:SB364</w:t>
             </w:r>
           </w:p>
         </w:tc>
@@ -1787,22 +2062,58 @@
               <w:jc w:val="left"/>
             </w:pPr>
             <w:r>
-              <w:t xml:space="preserve">Goicoechea 14 bills; 5 cross-party bills, 4 enacted; 58/50 committee-vs-person sponsorship</w:t>
-            </w:r>
-          </w:p>
-        </w:tc>
-        <w:tc>
-          <w:tcPr/>
-          <w:p>
-            <w:pPr>
-              <w:pStyle w:val="Compact"/>
-              <w:jc w:val="left"/>
-            </w:pPr>
-            <w:r>
-              <w:rPr>
-                <w:rStyle w:val="VerbatimChar"/>
-              </w:rPr>
-              <w:t xml:space="preserve">evidence-pack.json → people_signals</w:t>
+              <w:t xml:space="preserve">Row 8</w:t>
+            </w:r>
+          </w:p>
+        </w:tc>
+        <w:tc>
+          <w:tcPr/>
+          <w:p>
+            <w:pPr>
+              <w:pStyle w:val="Compact"/>
+              <w:jc w:val="left"/>
+            </w:pPr>
+            <w:r>
+              <w:rPr>
+                <w:rStyle w:val="VerbatimChar"/>
+              </w:rPr>
+              <w:t xml:space="preserve">81:AB356</w:t>
+            </w:r>
+            <w:r>
+              <w:t xml:space="preserve">,</w:t>
+            </w:r>
+            <w:r>
+              <w:t xml:space="preserve"> </w:t>
+            </w:r>
+            <w:r>
+              <w:rPr>
+                <w:rStyle w:val="VerbatimChar"/>
+              </w:rPr>
+              <w:t xml:space="preserve">80:SB250</w:t>
+            </w:r>
+            <w:r>
+              <w:t xml:space="preserve">,</w:t>
+            </w:r>
+            <w:r>
+              <w:t xml:space="preserve"> </w:t>
+            </w:r>
+            <w:r>
+              <w:rPr>
+                <w:rStyle w:val="VerbatimChar"/>
+              </w:rPr>
+              <w:t xml:space="preserve">82:SB169</w:t>
+            </w:r>
+            <w:r>
+              <w:t xml:space="preserve">,</w:t>
+            </w:r>
+            <w:r>
+              <w:t xml:space="preserve"> </w:t>
+            </w:r>
+            <w:r>
+              <w:rPr>
+                <w:rStyle w:val="VerbatimChar"/>
+              </w:rPr>
+              <w:t xml:space="preserve">83:SB143</w:t>
             </w:r>
           </w:p>
         </w:tc>
@@ -1816,22 +2127,34 @@
               <w:jc w:val="left"/>
             </w:pPr>
             <w:r>
-              <w:t xml:space="preserve">15 of 27 first-committee deaths in Natural Resources</w:t>
-            </w:r>
-          </w:p>
-        </w:tc>
-        <w:tc>
-          <w:tcPr/>
-          <w:p>
-            <w:pPr>
-              <w:pStyle w:val="Compact"/>
-              <w:jc w:val="left"/>
-            </w:pPr>
-            <w:r>
-              <w:rPr>
-                <w:rStyle w:val="VerbatimChar"/>
-              </w:rPr>
-              <w:t xml:space="preserve">reality-map.json → people_and_process_signals.committee_chokepoints</w:t>
+              <w:t xml:space="preserve">Row 9</w:t>
+            </w:r>
+          </w:p>
+        </w:tc>
+        <w:tc>
+          <w:tcPr/>
+          <w:p>
+            <w:pPr>
+              <w:pStyle w:val="Compact"/>
+              <w:jc w:val="left"/>
+            </w:pPr>
+            <w:r>
+              <w:rPr>
+                <w:rStyle w:val="VerbatimChar"/>
+              </w:rPr>
+              <w:t xml:space="preserve">80:AB51</w:t>
+            </w:r>
+            <w:r>
+              <w:t xml:space="preserve">,</w:t>
+            </w:r>
+            <w:r>
+              <w:t xml:space="preserve"> </w:t>
+            </w:r>
+            <w:r>
+              <w:rPr>
+                <w:rStyle w:val="VerbatimChar"/>
+              </w:rPr>
+              <w:t xml:space="preserve">82:AB387</w:t>
             </w:r>
           </w:p>
         </w:tc>
@@ -1845,94 +2168,25 @@
               <w:jc w:val="left"/>
             </w:pPr>
             <w:r>
-              <w:t xml:space="preserve">Passed recently</w:t>
-            </w:r>
-          </w:p>
-        </w:tc>
-        <w:tc>
-          <w:tcPr/>
-          <w:p>
-            <w:pPr>
-              <w:pStyle w:val="Compact"/>
-              <w:jc w:val="left"/>
-            </w:pPr>
-            <w:r>
-              <w:rPr>
-                <w:rStyle w:val="VerbatimChar"/>
-              </w:rPr>
-              <w:t xml:space="preserve">83:SB36</w:t>
-            </w:r>
-            <w:r>
-              <w:t xml:space="preserve">,</w:t>
-            </w:r>
-            <w:r>
-              <w:t xml:space="preserve"> </w:t>
-            </w:r>
-            <w:r>
-              <w:rPr>
-                <w:rStyle w:val="VerbatimChar"/>
-              </w:rPr>
-              <w:t xml:space="preserve">83:SB6</w:t>
-            </w:r>
-            <w:r>
-              <w:t xml:space="preserve">,</w:t>
-            </w:r>
-            <w:r>
-              <w:t xml:space="preserve"> </w:t>
-            </w:r>
-            <w:r>
-              <w:rPr>
-                <w:rStyle w:val="VerbatimChar"/>
-              </w:rPr>
-              <w:t xml:space="preserve">83:SB442</w:t>
-            </w:r>
-            <w:r>
-              <w:t xml:space="preserve">,</w:t>
-            </w:r>
-            <w:r>
-              <w:t xml:space="preserve"> </w:t>
-            </w:r>
-            <w:r>
-              <w:rPr>
-                <w:rStyle w:val="VerbatimChar"/>
-              </w:rPr>
-              <w:t xml:space="preserve">83:SB276</w:t>
-            </w:r>
-            <w:r>
-              <w:t xml:space="preserve">,</w:t>
-            </w:r>
-            <w:r>
-              <w:t xml:space="preserve"> </w:t>
-            </w:r>
-            <w:r>
-              <w:rPr>
-                <w:rStyle w:val="VerbatimChar"/>
-              </w:rPr>
-              <w:t xml:space="preserve">83:AB449</w:t>
-            </w:r>
-            <w:r>
-              <w:t xml:space="preserve">,</w:t>
-            </w:r>
-            <w:r>
-              <w:t xml:space="preserve"> </w:t>
-            </w:r>
-            <w:r>
-              <w:rPr>
-                <w:rStyle w:val="VerbatimChar"/>
-              </w:rPr>
-              <w:t xml:space="preserve">83:SB326</w:t>
-            </w:r>
-            <w:r>
-              <w:t xml:space="preserve">,</w:t>
-            </w:r>
-            <w:r>
-              <w:t xml:space="preserve"> </w:t>
-            </w:r>
-            <w:r>
-              <w:rPr>
-                <w:rStyle w:val="VerbatimChar"/>
-              </w:rPr>
-              <w:t xml:space="preserve">83:AB104</w:t>
+              <w:t xml:space="preserve">Row 10</w:t>
+            </w:r>
+          </w:p>
+        </w:tc>
+        <w:tc>
+          <w:tcPr/>
+          <w:p>
+            <w:pPr>
+              <w:pStyle w:val="Compact"/>
+              <w:jc w:val="left"/>
+            </w:pPr>
+            <w:r>
+              <w:rPr>
+                <w:rStyle w:val="VerbatimChar"/>
+              </w:rPr>
+              <w:t xml:space="preserve">80:SB250</w:t>
+            </w:r>
+            <w:r>
+              <w:t xml:space="preserve">; TMWA dedication + 11% drought reserve from LCB memo S25 (rule, not statute)</w:t>
             </w:r>
           </w:p>
         </w:tc>
@@ -1946,22 +2200,34 @@
               <w:jc w:val="left"/>
             </w:pPr>
             <w:r>
-              <w:t xml:space="preserve">SB36 predecessor failures</w:t>
-            </w:r>
-          </w:p>
-        </w:tc>
-        <w:tc>
-          <w:tcPr/>
-          <w:p>
-            <w:pPr>
-              <w:pStyle w:val="Compact"/>
-              <w:jc w:val="left"/>
-            </w:pPr>
-            <w:r>
-              <w:rPr>
-                <w:rStyle w:val="VerbatimChar"/>
-              </w:rPr>
-              <w:t xml:space="preserve">81:AB354</w:t>
+              <w:t xml:space="preserve">Baskets</w:t>
+            </w:r>
+          </w:p>
+        </w:tc>
+        <w:tc>
+          <w:tcPr/>
+          <w:p>
+            <w:pPr>
+              <w:pStyle w:val="Compact"/>
+              <w:jc w:val="left"/>
+            </w:pPr>
+            <w:r>
+              <w:rPr>
+                <w:rStyle w:val="VerbatimChar"/>
+              </w:rPr>
+              <w:t xml:space="preserve">reality-map.json → theme_scorecards</w:t>
+            </w:r>
+            <w:r>
+              <w:t xml:space="preserve">;</w:t>
+            </w:r>
+            <w:r>
+              <w:t xml:space="preserve"> </w:t>
+            </w:r>
+            <w:r>
+              <w:rPr>
+                <w:rStyle w:val="VerbatimChar"/>
+              </w:rPr>
+              <w:t xml:space="preserve">82:SB180</w:t>
             </w:r>
             <w:r>
               <w:t xml:space="preserve">,</w:t>
@@ -1973,7 +2239,10 @@
               <w:rPr>
                 <w:rStyle w:val="VerbatimChar"/>
               </w:rPr>
-              <w:t xml:space="preserve">82:SB176</w:t>
+              <w:t xml:space="preserve">83:AB363</w:t>
+            </w:r>
+            <w:r>
+              <w:t xml:space="preserve">, oversight theme (6 bills, 0 enacted)</w:t>
             </w:r>
           </w:p>
         </w:tc>
@@ -1987,19 +2256,176 @@
               <w:jc w:val="left"/>
             </w:pPr>
             <w:r>
-              <w:t xml:space="preserve">Interim 2026 data-center study</w:t>
-            </w:r>
-          </w:p>
-        </w:tc>
-        <w:tc>
-          <w:tcPr/>
-          <w:p>
-            <w:pPr>
-              <w:pStyle w:val="Compact"/>
-              <w:jc w:val="left"/>
-            </w:pPr>
-            <w:r>
-              <w:t xml:space="preserve">issue config S25 (LCB memo, 2026-03-20); context only</w:t>
+              <w:t xml:space="preserve">People signals</w:t>
+            </w:r>
+          </w:p>
+        </w:tc>
+        <w:tc>
+          <w:tcPr/>
+          <w:p>
+            <w:pPr>
+              <w:pStyle w:val="Compact"/>
+              <w:jc w:val="left"/>
+            </w:pPr>
+            <w:r>
+              <w:rPr>
+                <w:rStyle w:val="VerbatimChar"/>
+              </w:rPr>
+              <w:t xml:space="preserve">evidence-pack.json → people_signals</w:t>
+            </w:r>
+            <w:r>
+              <w:t xml:space="preserve">; chokepoints: 15 of 27 in Natural Resources</w:t>
+            </w:r>
+          </w:p>
+        </w:tc>
+      </w:tr>
+      <w:tr>
+        <w:tc>
+          <w:tcPr/>
+          <w:p>
+            <w:pPr>
+              <w:pStyle w:val="Compact"/>
+              <w:jc w:val="left"/>
+            </w:pPr>
+            <w:r>
+              <w:t xml:space="preserve">Passed recently</w:t>
+            </w:r>
+          </w:p>
+        </w:tc>
+        <w:tc>
+          <w:tcPr/>
+          <w:p>
+            <w:pPr>
+              <w:pStyle w:val="Compact"/>
+              <w:jc w:val="left"/>
+            </w:pPr>
+            <w:r>
+              <w:rPr>
+                <w:rStyle w:val="VerbatimChar"/>
+              </w:rPr>
+              <w:t xml:space="preserve">83:SB36</w:t>
+            </w:r>
+            <w:r>
+              <w:t xml:space="preserve">,</w:t>
+            </w:r>
+            <w:r>
+              <w:t xml:space="preserve"> </w:t>
+            </w:r>
+            <w:r>
+              <w:rPr>
+                <w:rStyle w:val="VerbatimChar"/>
+              </w:rPr>
+              <w:t xml:space="preserve">83:SB6</w:t>
+            </w:r>
+            <w:r>
+              <w:t xml:space="preserve">,</w:t>
+            </w:r>
+            <w:r>
+              <w:t xml:space="preserve"> </w:t>
+            </w:r>
+            <w:r>
+              <w:rPr>
+                <w:rStyle w:val="VerbatimChar"/>
+              </w:rPr>
+              <w:t xml:space="preserve">83:SB442</w:t>
+            </w:r>
+            <w:r>
+              <w:t xml:space="preserve">,</w:t>
+            </w:r>
+            <w:r>
+              <w:t xml:space="preserve"> </w:t>
+            </w:r>
+            <w:r>
+              <w:rPr>
+                <w:rStyle w:val="VerbatimChar"/>
+              </w:rPr>
+              <w:t xml:space="preserve">83:SB276</w:t>
+            </w:r>
+            <w:r>
+              <w:t xml:space="preserve">,</w:t>
+            </w:r>
+            <w:r>
+              <w:t xml:space="preserve"> </w:t>
+            </w:r>
+            <w:r>
+              <w:rPr>
+                <w:rStyle w:val="VerbatimChar"/>
+              </w:rPr>
+              <w:t xml:space="preserve">83:AB449</w:t>
+            </w:r>
+            <w:r>
+              <w:t xml:space="preserve">,</w:t>
+            </w:r>
+            <w:r>
+              <w:t xml:space="preserve"> </w:t>
+            </w:r>
+            <w:r>
+              <w:rPr>
+                <w:rStyle w:val="VerbatimChar"/>
+              </w:rPr>
+              <w:t xml:space="preserve">83:SB326</w:t>
+            </w:r>
+            <w:r>
+              <w:t xml:space="preserve">,</w:t>
+            </w:r>
+            <w:r>
+              <w:t xml:space="preserve"> </w:t>
+            </w:r>
+            <w:r>
+              <w:rPr>
+                <w:rStyle w:val="VerbatimChar"/>
+              </w:rPr>
+              <w:t xml:space="preserve">83:AB577</w:t>
+            </w:r>
+          </w:p>
+        </w:tc>
+      </w:tr>
+      <w:tr>
+        <w:tc>
+          <w:tcPr/>
+          <w:p>
+            <w:pPr>
+              <w:pStyle w:val="Compact"/>
+              <w:jc w:val="left"/>
+            </w:pPr>
+            <w:r>
+              <w:t xml:space="preserve">Citizen statements &amp; quotes context</w:t>
+            </w:r>
+          </w:p>
+        </w:tc>
+        <w:tc>
+          <w:tcPr/>
+          <w:p>
+            <w:pPr>
+              <w:pStyle w:val="Compact"/>
+              <w:jc w:val="left"/>
+            </w:pPr>
+            <w:r>
+              <w:rPr>
+                <w:rStyle w:val="VerbatimChar"/>
+              </w:rPr>
+              <w:t xml:space="preserve">config/issues/nevada-water-scarcity.yaml → constituent_proposals</w:t>
+            </w:r>
+            <w:r>
+              <w:t xml:space="preserve"> </w:t>
+            </w:r>
+            <w:r>
+              <w:t xml:space="preserve">(from</w:t>
+            </w:r>
+            <w:r>
+              <w:t xml:space="preserve"> </w:t>
+            </w:r>
+            <w:r>
+              <w:t xml:space="preserve">“</w:t>
+            </w:r>
+            <w:r>
+              <w:t xml:space="preserve">NV1 - RAG - Phase 2 Constituent Input</w:t>
+            </w:r>
+            <w:r>
+              <w:t xml:space="preserve">”</w:t>
+            </w:r>
+            <w:r>
+              <w:t xml:space="preserve">, Water sheet)</w:t>
             </w:r>
           </w:p>
         </w:tc>
@@ -2290,15 +2716,6 @@
     <w:abstractNumId w:val="991"/>
   </w:num>
   <w:num w:numId="1005">
-    <w:abstractNumId w:val="991"/>
-  </w:num>
-  <w:num w:numId="1006">
-    <w:abstractNumId w:val="991"/>
-  </w:num>
-  <w:num w:numId="1007">
-    <w:abstractNumId w:val="991"/>
-  </w:num>
-  <w:num w:numId="1008">
     <w:abstractNumId w:val="99411"/>
     <w:lvlOverride w:ilvl="0">
       <w:startOverride w:val="1"/>
